--- a/midterm report.docx
+++ b/midterm report.docx
@@ -1,54 +1,22 @@
 
 <file path=word/document.xml><?xml version="1.0" encoding="utf-8"?>
-<w:document xmlns:cx="http://schemas.microsoft.com/office/drawing/2014/chartex" xmlns:cx1="http://schemas.microsoft.com/office/drawing/2015/9/8/chartex" xmlns:cx2="http://schemas.microsoft.com/office/drawing/2015/10/21/chartex" xmlns:cx3="http://schemas.microsoft.com/office/drawing/2016/5/9/chartex" xmlns:cx4="http://schemas.microsoft.com/office/drawing/2016/5/10/chartex" xmlns:cx5="http://schemas.microsoft.com/office/drawing/2016/5/11/chartex" xmlns:cx6="http://schemas.microsoft.com/office/drawing/2016/5/12/chartex" xmlns:cx7="http://schemas.microsoft.com/office/drawing/2016/5/13/chartex" xmlns:cx8="http://schemas.microsoft.com/office/drawing/2016/5/14/chartex" xmlns:mc="http://schemas.openxmlformats.org/markup-compatibility/2006" xmlns:aink="http://schemas.microsoft.com/office/drawing/2016/ink" xmlns:am3d="http://schemas.microsoft.com/office/drawing/2017/model3d" xmlns:o="urn:schemas-microsoft-com:office:office" xmlns:oel="http://schemas.microsoft.com/office/2019/extlst" xmlns:r="http://purl.oclc.org/ooxml/officeDocument/relationships" xmlns:m="http://purl.oclc.org/ooxml/officeDocument/math" xmlns:v="urn:schemas-microsoft-com:vml" xmlns:wp14="http://schemas.microsoft.com/office/word/2010/wordprocessingDrawing" xmlns:wp="http://purl.oclc.org/ooxml/drawingml/wordprocessingDrawing" xmlns:w10="urn:schemas-microsoft-com:office:word" xmlns:w="http://purl.oclc.org/ooxml/wordprocessingml/main" xmlns:w14="http://schemas.microsoft.com/office/word/2010/wordml" xmlns:w15="http://schemas.microsoft.com/office/word/2012/wordml" xmlns:w16cex="http://schemas.microsoft.com/office/word/2018/wordml/cex" xmlns:w16cid="http://schemas.microsoft.com/office/word/2016/wordml/cid" xmlns:w16="http://schemas.microsoft.com/office/word/2018/wordml" xmlns:w16sdtdh="http://schemas.microsoft.com/office/word/2020/wordml/sdtdatahash" xmlns:w16se="http://schemas.microsoft.com/office/word/2015/wordml/symex" xmlns:wpi="http://schemas.microsoft.com/office/word/2010/wordprocessingInk" xmlns:wne="http://schemas.microsoft.com/office/word/2006/wordml" mc:Ignorable="w14 w15 w16se w16cid w16 w16cex w16sdtdh wne wp14" w:conformance="strict">
+<w:document xmlns:cx="http://schemas.microsoft.com/office/drawing/2014/chartex" xmlns:cx1="http://schemas.microsoft.com/office/drawing/2015/9/8/chartex" xmlns:cx2="http://schemas.microsoft.com/office/drawing/2015/10/21/chartex" xmlns:cx3="http://schemas.microsoft.com/office/drawing/2016/5/9/chartex" xmlns:cx4="http://schemas.microsoft.com/office/drawing/2016/5/10/chartex" xmlns:cx5="http://schemas.microsoft.com/office/drawing/2016/5/11/chartex" xmlns:cx6="http://schemas.microsoft.com/office/drawing/2016/5/12/chartex" xmlns:cx7="http://schemas.microsoft.com/office/drawing/2016/5/13/chartex" xmlns:cx8="http://schemas.microsoft.com/office/drawing/2016/5/14/chartex" xmlns:mc="http://schemas.openxmlformats.org/markup-compatibility/2006" xmlns:m="http://purl.oclc.org/ooxml/officeDocument/math" xmlns:aink="http://schemas.microsoft.com/office/drawing/2016/ink" xmlns:am3d="http://schemas.microsoft.com/office/drawing/2017/model3d" xmlns:oel="http://schemas.microsoft.com/office/2019/extlst" xmlns:r="http://purl.oclc.org/ooxml/officeDocument/relationships" xmlns:wp14="http://schemas.microsoft.com/office/word/2010/wordprocessingDrawing" xmlns:wp="http://purl.oclc.org/ooxml/drawingml/wordprocessingDrawing" xmlns:wpi="http://schemas.microsoft.com/office/word/2010/wordprocessingInk" xmlns:o="urn:schemas-microsoft-com:office:office" xmlns:v="urn:schemas-microsoft-com:vml" xmlns:w10="urn:schemas-microsoft-com:office:word" xmlns:w="http://purl.oclc.org/ooxml/wordprocessingml/main" xmlns:w14="http://schemas.microsoft.com/office/word/2010/wordml" xmlns:w15="http://schemas.microsoft.com/office/word/2012/wordml" xmlns:w16cex="http://schemas.microsoft.com/office/word/2018/wordml/cex" xmlns:w16cid="http://schemas.microsoft.com/office/word/2016/wordml/cid" xmlns:w16="http://schemas.microsoft.com/office/word/2018/wordml" xmlns:w16sdtdh="http://schemas.microsoft.com/office/word/2020/wordml/sdtdatahash" xmlns:w16sdtfl="http://schemas.microsoft.com/office/word/2024/wordml/sdtformatlock" xmlns:w16se="http://schemas.microsoft.com/office/word/2015/wordml/symex" xmlns:w16du="http://schemas.microsoft.com/office/word/2023/wordml/word16du" xmlns:wne="http://schemas.microsoft.com/office/word/2006/wordml" mc:Ignorable="w14 w15 w16se w16cid w16 w16cex w16sdtdh w16sdtfl w16du wne wp14" w:conformance="strict">
   <w:body>
     <w:p>
       <w:pPr>
         <w:pStyle w:val="papertitle"/>
         <w:spacing w:before="5pt" w:beforeAutospacing="1" w:after="5pt" w:afterAutospacing="1"/>
-      </w:pPr>
-      <w:r>
-        <w:t>Paper Title</w:t>
-      </w:r>
-      <w:r>
-        <w:t>*</w:t>
-      </w:r>
-      <w:r>
-        <w:t xml:space="preserve"> (use style: </w:t>
-      </w:r>
-      <w:r>
         <w:rPr>
           <w:i/>
           <w:iCs/>
         </w:rPr>
-        <w:t>paper title</w:t>
-      </w:r>
-      <w:r>
-        <w:t>)</w:t>
-      </w:r>
-    </w:p>
-    <w:p>
-      <w:pPr>
-        <w:pStyle w:val="Author"/>
-        <w:spacing w:before="5pt" w:beforeAutospacing="1" w:after="5pt" w:afterAutospacing="1"/>
-        <w:rPr>
-          <w:sz w:val="16"/>
-          <w:szCs w:val="16"/>
-        </w:rPr>
-      </w:pPr>
-      <w:r>
-        <w:rPr>
-          <w:sz w:val="16"/>
-          <w:szCs w:val="16"/>
-        </w:rPr>
-        <w:t>*</w:t>
-      </w:r>
-      <w:r>
-        <w:rPr>
-          <w:sz w:val="16"/>
-          <w:szCs w:val="16"/>
-        </w:rPr>
-        <w:t>Note: Sub-titles are not captured in Xplore and should not be used</w:t>
+      </w:pPr>
+      <w:r>
+        <w:rPr>
+          <w:i/>
+          <w:iCs/>
+        </w:rPr>
+        <w:t>Predicting 30-day hospital readmission in patients with diabetes</w:t>
       </w:r>
     </w:p>
     <w:p>
@@ -90,58 +58,49 @@
           <w:sz w:val="18"/>
           <w:szCs w:val="18"/>
         </w:rPr>
-        <w:t>line 1</w:t>
+        <w:t xml:space="preserve">Kayla Arab </w:t>
       </w:r>
       <w:r>
         <w:rPr>
           <w:sz w:val="18"/>
           <w:szCs w:val="18"/>
         </w:rPr>
-        <w:t>: 1</w:t>
+        <w:t xml:space="preserve"> </w:t>
       </w:r>
       <w:r>
         <w:rPr>
           <w:sz w:val="18"/>
           <w:szCs w:val="18"/>
-          <w:vertAlign w:val="superscript"/>
-        </w:rPr>
-        <w:t>st</w:t>
+        </w:rPr>
+        <w:br/>
       </w:r>
       <w:r>
         <w:rPr>
           <w:sz w:val="18"/>
           <w:szCs w:val="18"/>
         </w:rPr>
-        <w:t xml:space="preserve"> </w:t>
+        <w:t>Faculty of Medicine and health</w:t>
       </w:r>
       <w:r>
         <w:rPr>
           <w:sz w:val="18"/>
           <w:szCs w:val="18"/>
         </w:rPr>
-        <w:t>Given Name Surname</w:t>
+        <w:t xml:space="preserve">  sciences          </w:t>
       </w:r>
       <w:r>
         <w:rPr>
           <w:sz w:val="18"/>
           <w:szCs w:val="18"/>
         </w:rPr>
-        <w:t xml:space="preserve"> </w:t>
+        <w:br/>
       </w:r>
       <w:r>
         <w:rPr>
           <w:sz w:val="18"/>
           <w:szCs w:val="18"/>
         </w:rPr>
-        <w:br/>
-        <w:t>line 2:</w:t>
-      </w:r>
-      <w:r>
-        <w:rPr>
-          <w:sz w:val="18"/>
-          <w:szCs w:val="18"/>
-        </w:rPr>
-        <w:t xml:space="preserve"> </w:t>
+        <w:t>McGill University</w:t>
       </w:r>
       <w:r>
         <w:rPr>
@@ -149,7 +108,101 @@
           <w:sz w:val="18"/>
           <w:szCs w:val="18"/>
         </w:rPr>
-        <w:t>dept. name of organization</w:t>
+        <w:br/>
+      </w:r>
+      <w:r>
+        <w:rPr>
+          <w:sz w:val="18"/>
+          <w:szCs w:val="18"/>
+        </w:rPr>
+        <w:t>Montreal, QC</w:t>
+      </w:r>
+      <w:r>
+        <w:rPr>
+          <w:sz w:val="18"/>
+          <w:szCs w:val="18"/>
+        </w:rPr>
+        <w:br/>
+      </w:r>
+      <w:hyperlink r:id="rId9" w:history="1">
+        <w:r>
+          <w:rPr>
+            <w:rStyle w:val="Hyperlink"/>
+            <w:sz w:val="18"/>
+            <w:szCs w:val="18"/>
+          </w:rPr>
+          <w:t>kayla.arab@mail.mcgill.ca</w:t>
+        </w:r>
+      </w:hyperlink>
+      <w:r>
+        <w:rPr>
+          <w:sz w:val="18"/>
+          <w:szCs w:val="18"/>
+        </w:rPr>
+        <w:t xml:space="preserve"> </w:t>
+      </w:r>
+      <w:r>
+        <w:rPr>
+          <w:sz w:val="18"/>
+          <w:szCs w:val="18"/>
+        </w:rPr>
+        <w:br/>
+      </w:r>
+      <w:r>
+        <w:rPr>
+          <w:sz w:val="18"/>
+          <w:szCs w:val="18"/>
+        </w:rPr>
+        <w:br/>
+      </w:r>
+      <w:r>
+        <w:rPr>
+          <w:sz w:val="18"/>
+          <w:szCs w:val="18"/>
+        </w:rPr>
+        <w:br/>
+      </w:r>
+      <w:r>
+        <w:rPr>
+          <w:sz w:val="18"/>
+          <w:szCs w:val="18"/>
+        </w:rPr>
+        <w:t xml:space="preserve">Siham Khaldoun </w:t>
+      </w:r>
+      <w:r>
+        <w:rPr>
+          <w:sz w:val="18"/>
+          <w:szCs w:val="18"/>
+        </w:rPr>
+        <w:t xml:space="preserve"> </w:t>
+      </w:r>
+      <w:r>
+        <w:rPr>
+          <w:sz w:val="18"/>
+          <w:szCs w:val="18"/>
+        </w:rPr>
+        <w:br/>
+      </w:r>
+      <w:r>
+        <w:rPr>
+          <w:sz w:val="18"/>
+          <w:szCs w:val="18"/>
+        </w:rPr>
+        <w:t xml:space="preserve">Faculty of Medicine and health  sciences          </w:t>
+      </w:r>
+      <w:r>
+        <w:rPr>
+          <w:sz w:val="18"/>
+          <w:szCs w:val="18"/>
+        </w:rPr>
+        <w:br/>
+      </w:r>
+      <w:r>
+        <w:rPr>
+          <w:sz w:val="18"/>
+          <w:szCs w:val="18"/>
+        </w:rPr>
+        <w:t>McGill University</w:t>
       </w:r>
       <w:r>
         <w:rPr>
@@ -157,16 +210,87 @@
           <w:sz w:val="18"/>
           <w:szCs w:val="18"/>
         </w:rPr>
-        <w:t xml:space="preserve"> (of </w:t>
-      </w:r>
-      <w:r>
-        <w:rPr>
-          <w:i/>
-          <w:iCs/>
+        <w:br/>
+      </w:r>
+      <w:r>
+        <w:rPr>
           <w:sz w:val="18"/>
           <w:szCs w:val="18"/>
         </w:rPr>
-        <w:t>Affiliation</w:t>
+        <w:t>Montreal, QC</w:t>
+      </w:r>
+      <w:r>
+        <w:rPr>
+          <w:sz w:val="18"/>
+          <w:szCs w:val="18"/>
+        </w:rPr>
+        <w:br/>
+      </w:r>
+      <w:hyperlink r:id="rId10" w:history="1">
+        <w:r>
+          <w:rPr>
+            <w:rStyle w:val="Hyperlink"/>
+            <w:sz w:val="18"/>
+            <w:szCs w:val="18"/>
+          </w:rPr>
+          <w:t>siham.khaldoun@mail.mcgill.ca</w:t>
+        </w:r>
+      </w:hyperlink>
+      <w:r>
+        <w:rPr>
+          <w:sz w:val="18"/>
+          <w:szCs w:val="18"/>
+        </w:rPr>
+        <w:br/>
+      </w:r>
+      <w:r>
+        <w:rPr>
+          <w:sz w:val="18"/>
+          <w:szCs w:val="18"/>
+        </w:rPr>
+        <w:br/>
+      </w:r>
+      <w:r>
+        <w:rPr>
+          <w:sz w:val="18"/>
+          <w:szCs w:val="18"/>
+        </w:rPr>
+        <w:br/>
+      </w:r>
+      <w:r>
+        <w:rPr>
+          <w:sz w:val="18"/>
+          <w:szCs w:val="18"/>
+        </w:rPr>
+        <w:t>Magalie Achim</w:t>
+      </w:r>
+      <w:r>
+        <w:rPr>
+          <w:sz w:val="18"/>
+          <w:szCs w:val="18"/>
+        </w:rPr>
+        <w:br/>
+      </w:r>
+      <w:r>
+        <w:rPr>
+          <w:sz w:val="18"/>
+          <w:szCs w:val="18"/>
+        </w:rPr>
+        <w:t xml:space="preserve">Faculty of Medicine and health  sciences          </w:t>
+      </w:r>
+      <w:r>
+        <w:rPr>
+          <w:sz w:val="18"/>
+          <w:szCs w:val="18"/>
+        </w:rPr>
+        <w:br/>
+      </w:r>
+      <w:r>
+        <w:rPr>
+          <w:sz w:val="18"/>
+          <w:szCs w:val="18"/>
+        </w:rPr>
+        <w:t>McGill University</w:t>
       </w:r>
       <w:r>
         <w:rPr>
@@ -174,42 +298,94 @@
           <w:sz w:val="18"/>
           <w:szCs w:val="18"/>
         </w:rPr>
-        <w:t>)</w:t>
+        <w:br/>
       </w:r>
       <w:r>
         <w:rPr>
           <w:sz w:val="18"/>
           <w:szCs w:val="18"/>
         </w:rPr>
-        <w:br/>
+        <w:t>Montreal, QC</w:t>
       </w:r>
       <w:r>
         <w:rPr>
           <w:sz w:val="18"/>
           <w:szCs w:val="18"/>
         </w:rPr>
-        <w:t>li</w:t>
-      </w:r>
+        <w:br/>
+      </w:r>
+      <w:hyperlink r:id="rId11" w:history="1">
+        <w:r>
+          <w:rPr>
+            <w:rStyle w:val="Hyperlink"/>
+            <w:sz w:val="18"/>
+            <w:szCs w:val="18"/>
+          </w:rPr>
+          <w:t>magalie.achim@mail.mcgill.ca</w:t>
+        </w:r>
+      </w:hyperlink>
       <w:r>
         <w:rPr>
           <w:sz w:val="18"/>
           <w:szCs w:val="18"/>
         </w:rPr>
-        <w:t xml:space="preserve">ne </w:t>
+        <w:t xml:space="preserve"> </w:t>
       </w:r>
       <w:r>
         <w:rPr>
           <w:sz w:val="18"/>
           <w:szCs w:val="18"/>
         </w:rPr>
-        <w:t>3</w:t>
+        <w:br/>
       </w:r>
       <w:r>
         <w:rPr>
           <w:sz w:val="18"/>
           <w:szCs w:val="18"/>
         </w:rPr>
-        <w:t xml:space="preserve">: </w:t>
+        <w:br/>
+      </w:r>
+      <w:r>
+        <w:rPr>
+          <w:sz w:val="18"/>
+          <w:szCs w:val="18"/>
+        </w:rPr>
+        <w:br/>
+      </w:r>
+      <w:r>
+        <w:rPr>
+          <w:sz w:val="18"/>
+          <w:szCs w:val="18"/>
+        </w:rPr>
+        <w:t>Larissa Chiu</w:t>
+      </w:r>
+      <w:r>
+        <w:rPr>
+          <w:sz w:val="18"/>
+          <w:szCs w:val="18"/>
+        </w:rPr>
+        <w:br/>
+      </w:r>
+      <w:r>
+        <w:rPr>
+          <w:sz w:val="18"/>
+          <w:szCs w:val="18"/>
+        </w:rPr>
+        <w:t xml:space="preserve">Faculty of Medicine and health  sciences          </w:t>
+      </w:r>
+      <w:r>
+        <w:rPr>
+          <w:sz w:val="18"/>
+          <w:szCs w:val="18"/>
+        </w:rPr>
+        <w:br/>
+      </w:r>
+      <w:r>
+        <w:rPr>
+          <w:sz w:val="18"/>
+          <w:szCs w:val="18"/>
+        </w:rPr>
+        <w:t>McGill University</w:t>
       </w:r>
       <w:r>
         <w:rPr>
@@ -217,823 +393,45 @@
           <w:sz w:val="18"/>
           <w:szCs w:val="18"/>
         </w:rPr>
-        <w:t xml:space="preserve">name of organization </w:t>
-      </w:r>
-      <w:r>
-        <w:rPr>
-          <w:i/>
+        <w:br/>
+      </w:r>
+      <w:r>
+        <w:rPr>
           <w:sz w:val="18"/>
           <w:szCs w:val="18"/>
         </w:rPr>
-        <w:t>(of Affiliation)</w:t>
-      </w:r>
-      <w:r>
-        <w:rPr>
-          <w:i/>
+        <w:t>Montreal, QC</w:t>
+      </w:r>
+      <w:r>
+        <w:rPr>
           <w:sz w:val="18"/>
           <w:szCs w:val="18"/>
         </w:rPr>
         <w:br/>
       </w:r>
+      <w:hyperlink r:id="rId12" w:history="1">
+        <w:r>
+          <w:rPr>
+            <w:rStyle w:val="Hyperlink"/>
+            <w:sz w:val="18"/>
+            <w:szCs w:val="18"/>
+          </w:rPr>
+          <w:t>larissa.chiu@mail.mcgill.ca</w:t>
+        </w:r>
+      </w:hyperlink>
       <w:r>
         <w:rPr>
           <w:sz w:val="18"/>
           <w:szCs w:val="18"/>
         </w:rPr>
-        <w:t xml:space="preserve">line </w:t>
-      </w:r>
-      <w:r>
-        <w:rPr>
-          <w:sz w:val="18"/>
-          <w:szCs w:val="18"/>
-        </w:rPr>
-        <w:t>4</w:t>
-      </w:r>
-      <w:r>
-        <w:rPr>
-          <w:sz w:val="18"/>
-          <w:szCs w:val="18"/>
-        </w:rPr>
-        <w:t>: City, Country</w:t>
-      </w:r>
-      <w:r>
-        <w:rPr>
-          <w:sz w:val="18"/>
-          <w:szCs w:val="18"/>
-        </w:rPr>
-        <w:br/>
-      </w:r>
-      <w:r>
-        <w:rPr>
-          <w:sz w:val="18"/>
-          <w:szCs w:val="18"/>
-        </w:rPr>
-        <w:t xml:space="preserve">line </w:t>
-      </w:r>
-      <w:r>
-        <w:rPr>
-          <w:sz w:val="18"/>
-          <w:szCs w:val="18"/>
-        </w:rPr>
-        <w:t>5: e</w:t>
-      </w:r>
-      <w:r>
-        <w:rPr>
-          <w:sz w:val="18"/>
-          <w:szCs w:val="18"/>
-        </w:rPr>
-        <w:t>ma</w:t>
-      </w:r>
-      <w:r>
-        <w:rPr>
-          <w:sz w:val="18"/>
-          <w:szCs w:val="18"/>
-        </w:rPr>
-        <w:t>il address</w:t>
-      </w:r>
-      <w:r>
-        <w:rPr>
-          <w:sz w:val="18"/>
-          <w:szCs w:val="18"/>
-        </w:rPr>
-        <w:t xml:space="preserve"> or ORCID</w:t>
-      </w:r>
-      <w:r>
-        <w:rPr>
-          <w:sz w:val="18"/>
-          <w:szCs w:val="18"/>
-        </w:rPr>
-        <w:br/>
-      </w:r>
-      <w:r>
-        <w:rPr>
-          <w:sz w:val="18"/>
-          <w:szCs w:val="18"/>
-        </w:rPr>
-        <w:br/>
-      </w:r>
-      <w:r>
-        <w:rPr>
-          <w:sz w:val="18"/>
-          <w:szCs w:val="18"/>
-        </w:rPr>
-        <w:t>line 1: 2</w:t>
-      </w:r>
-      <w:r>
-        <w:rPr>
-          <w:sz w:val="18"/>
-          <w:szCs w:val="18"/>
-          <w:vertAlign w:val="superscript"/>
-        </w:rPr>
-        <w:t>nd</w:t>
-      </w:r>
-      <w:r>
-        <w:rPr>
-          <w:sz w:val="18"/>
-          <w:szCs w:val="18"/>
-        </w:rPr>
         <w:t xml:space="preserve"> </w:t>
       </w:r>
-      <w:r>
-        <w:rPr>
-          <w:sz w:val="18"/>
-          <w:szCs w:val="18"/>
-        </w:rPr>
-        <w:t>Given Name Surname</w:t>
-      </w:r>
-      <w:r>
-        <w:rPr>
-          <w:sz w:val="18"/>
-          <w:szCs w:val="18"/>
-        </w:rPr>
-        <w:br/>
-        <w:t xml:space="preserve">line 2: </w:t>
-      </w:r>
-      <w:r>
-        <w:rPr>
-          <w:i/>
-          <w:sz w:val="18"/>
-          <w:szCs w:val="18"/>
-        </w:rPr>
-        <w:t xml:space="preserve">dept. name of organization (of </w:t>
-      </w:r>
-      <w:r>
-        <w:rPr>
-          <w:i/>
-          <w:iCs/>
-          <w:sz w:val="18"/>
-          <w:szCs w:val="18"/>
-        </w:rPr>
-        <w:t>Affiliation</w:t>
-      </w:r>
-      <w:r>
-        <w:rPr>
-          <w:i/>
-          <w:sz w:val="18"/>
-          <w:szCs w:val="18"/>
-        </w:rPr>
-        <w:t>)</w:t>
-      </w:r>
-      <w:r>
-        <w:rPr>
-          <w:sz w:val="18"/>
-          <w:szCs w:val="18"/>
-        </w:rPr>
-        <w:br/>
-        <w:t xml:space="preserve">line 3: </w:t>
-      </w:r>
-      <w:r>
-        <w:rPr>
-          <w:i/>
-          <w:sz w:val="18"/>
-          <w:szCs w:val="18"/>
-        </w:rPr>
-        <w:t>name of organization (of Affiliation)</w:t>
-      </w:r>
-      <w:r>
-        <w:rPr>
-          <w:i/>
-          <w:sz w:val="18"/>
-          <w:szCs w:val="18"/>
-        </w:rPr>
-        <w:br/>
-      </w:r>
-      <w:r>
-        <w:rPr>
-          <w:sz w:val="18"/>
-          <w:szCs w:val="18"/>
-        </w:rPr>
-        <w:t>line 4: City, Country</w:t>
-      </w:r>
-      <w:r>
-        <w:rPr>
-          <w:sz w:val="18"/>
-          <w:szCs w:val="18"/>
-        </w:rPr>
-        <w:br/>
-        <w:t>line 5: email address</w:t>
-      </w:r>
-      <w:r>
-        <w:rPr>
-          <w:sz w:val="18"/>
-          <w:szCs w:val="18"/>
-        </w:rPr>
-        <w:t xml:space="preserve"> or ORCID</w:t>
-      </w:r>
-      <w:r>
-        <w:rPr>
-          <w:sz w:val="18"/>
-          <w:szCs w:val="18"/>
-        </w:rPr>
-        <w:br/>
-      </w:r>
-      <w:r>
-        <w:rPr>
-          <w:sz w:val="18"/>
-          <w:szCs w:val="18"/>
-        </w:rPr>
-        <w:br/>
-      </w:r>
-      <w:r>
-        <w:rPr>
-          <w:sz w:val="18"/>
-          <w:szCs w:val="18"/>
-        </w:rPr>
-        <w:t>line 1: 3</w:t>
-      </w:r>
-      <w:r>
-        <w:rPr>
-          <w:sz w:val="18"/>
-          <w:szCs w:val="18"/>
-          <w:vertAlign w:val="superscript"/>
-        </w:rPr>
-        <w:t>rd</w:t>
-      </w:r>
-      <w:r>
-        <w:rPr>
-          <w:sz w:val="18"/>
-          <w:szCs w:val="18"/>
-        </w:rPr>
-        <w:t xml:space="preserve"> </w:t>
-      </w:r>
-      <w:r>
-        <w:rPr>
-          <w:sz w:val="18"/>
-          <w:szCs w:val="18"/>
-        </w:rPr>
-        <w:t>Given Name Surname</w:t>
-      </w:r>
-      <w:r>
-        <w:rPr>
-          <w:sz w:val="18"/>
-          <w:szCs w:val="18"/>
-        </w:rPr>
-        <w:br/>
-        <w:t xml:space="preserve">line 2: </w:t>
-      </w:r>
-      <w:r>
-        <w:rPr>
-          <w:i/>
-          <w:sz w:val="18"/>
-          <w:szCs w:val="18"/>
-        </w:rPr>
-        <w:t xml:space="preserve">dept. name of organization (of </w:t>
-      </w:r>
-      <w:r>
-        <w:rPr>
-          <w:i/>
-          <w:iCs/>
-          <w:sz w:val="18"/>
-          <w:szCs w:val="18"/>
-        </w:rPr>
-        <w:t>Affiliation</w:t>
-      </w:r>
-      <w:r>
-        <w:rPr>
-          <w:i/>
-          <w:sz w:val="18"/>
-          <w:szCs w:val="18"/>
-        </w:rPr>
-        <w:t>)</w:t>
-      </w:r>
-      <w:r>
-        <w:rPr>
-          <w:sz w:val="18"/>
-          <w:szCs w:val="18"/>
-        </w:rPr>
-        <w:br/>
-        <w:t xml:space="preserve">line 3: </w:t>
-      </w:r>
-      <w:r>
-        <w:rPr>
-          <w:i/>
-          <w:sz w:val="18"/>
-          <w:szCs w:val="18"/>
-        </w:rPr>
-        <w:t>name of organization (of Affiliation)</w:t>
-      </w:r>
-      <w:r>
-        <w:rPr>
-          <w:i/>
-          <w:sz w:val="18"/>
-          <w:szCs w:val="18"/>
-        </w:rPr>
-        <w:br/>
-      </w:r>
-      <w:r>
-        <w:rPr>
-          <w:sz w:val="18"/>
-          <w:szCs w:val="18"/>
-        </w:rPr>
-        <w:t>line 4: City, Country</w:t>
-      </w:r>
-      <w:r>
-        <w:rPr>
-          <w:sz w:val="18"/>
-          <w:szCs w:val="18"/>
-        </w:rPr>
-        <w:br/>
-        <w:t>line 5: email address</w:t>
-      </w:r>
-      <w:r>
-        <w:rPr>
-          <w:sz w:val="18"/>
-          <w:szCs w:val="18"/>
-        </w:rPr>
-        <w:t xml:space="preserve"> or ORCID</w:t>
-      </w:r>
-      <w:r>
-        <w:rPr>
-          <w:sz w:val="18"/>
-          <w:szCs w:val="18"/>
-        </w:rPr>
-        <w:br/>
-      </w:r>
-      <w:r>
-        <w:rPr>
-          <w:sz w:val="18"/>
-          <w:szCs w:val="18"/>
-        </w:rPr>
-        <w:br/>
-      </w:r>
-      <w:r>
-        <w:rPr>
-          <w:sz w:val="18"/>
-          <w:szCs w:val="18"/>
-        </w:rPr>
-        <w:t>line 1: 4</w:t>
-      </w:r>
-      <w:r>
-        <w:rPr>
-          <w:sz w:val="18"/>
-          <w:szCs w:val="18"/>
-          <w:vertAlign w:val="superscript"/>
-        </w:rPr>
-        <w:t>th</w:t>
-      </w:r>
-      <w:r>
-        <w:rPr>
-          <w:sz w:val="18"/>
-          <w:szCs w:val="18"/>
-        </w:rPr>
-        <w:t xml:space="preserve"> </w:t>
-      </w:r>
-      <w:r>
-        <w:rPr>
-          <w:sz w:val="18"/>
-          <w:szCs w:val="18"/>
-        </w:rPr>
-        <w:t>Given Name Surname</w:t>
-      </w:r>
-      <w:r>
-        <w:rPr>
-          <w:sz w:val="18"/>
-          <w:szCs w:val="18"/>
-        </w:rPr>
-        <w:br/>
-        <w:t xml:space="preserve">line 2: </w:t>
-      </w:r>
-      <w:r>
-        <w:rPr>
-          <w:i/>
-          <w:sz w:val="18"/>
-          <w:szCs w:val="18"/>
-        </w:rPr>
-        <w:t xml:space="preserve">dept. name of organization (of </w:t>
-      </w:r>
-      <w:r>
-        <w:rPr>
-          <w:i/>
-          <w:iCs/>
-          <w:sz w:val="18"/>
-          <w:szCs w:val="18"/>
-        </w:rPr>
-        <w:t>Affiliation</w:t>
-      </w:r>
-      <w:r>
-        <w:rPr>
-          <w:i/>
-          <w:sz w:val="18"/>
-          <w:szCs w:val="18"/>
-        </w:rPr>
-        <w:t>)</w:t>
-      </w:r>
-      <w:r>
-        <w:rPr>
-          <w:sz w:val="18"/>
-          <w:szCs w:val="18"/>
-        </w:rPr>
-        <w:br/>
-        <w:t xml:space="preserve">line 3: </w:t>
-      </w:r>
-      <w:r>
-        <w:rPr>
-          <w:i/>
-          <w:sz w:val="18"/>
-          <w:szCs w:val="18"/>
-        </w:rPr>
-        <w:t>name of organization (of Affiliation)</w:t>
-      </w:r>
-      <w:r>
-        <w:rPr>
-          <w:i/>
-          <w:sz w:val="18"/>
-          <w:szCs w:val="18"/>
-        </w:rPr>
-        <w:br/>
-      </w:r>
-      <w:r>
-        <w:rPr>
-          <w:sz w:val="18"/>
-          <w:szCs w:val="18"/>
-        </w:rPr>
-        <w:t>line 4: City, Country</w:t>
-      </w:r>
-      <w:r>
-        <w:rPr>
-          <w:sz w:val="18"/>
-          <w:szCs w:val="18"/>
-        </w:rPr>
-        <w:br/>
-        <w:t>line 5: email address</w:t>
-      </w:r>
-      <w:r>
-        <w:rPr>
-          <w:sz w:val="18"/>
-          <w:szCs w:val="18"/>
-        </w:rPr>
-        <w:t xml:space="preserve"> or ORCID</w:t>
-      </w:r>
-    </w:p>
-    <w:p/>
-    <w:p>
-      <w:pPr>
-        <w:sectPr>
-          <w:type w:val="continuous"/>
-          <w:pgSz w:w="612pt" w:h="792pt" w:code="1"/>
-          <w:pgMar w:top="54pt" w:right="44.65pt" w:bottom="72pt" w:left="44.65pt" w:header="36pt" w:footer="36pt" w:gutter="0pt"/>
-          <w:cols w:space="36pt"/>
-          <w:docGrid w:linePitch="360"/>
-        </w:sectPr>
-      </w:pPr>
     </w:p>
     <w:p>
       <w:pPr>
         <w:pStyle w:val="Author"/>
         <w:spacing w:before="5pt" w:beforeAutospacing="1"/>
-        <w:rPr>
-          <w:sz w:val="18"/>
-          <w:szCs w:val="18"/>
-        </w:rPr>
-      </w:pPr>
-    </w:p>
-    <w:p>
-      <w:pPr>
-        <w:pStyle w:val="Author"/>
-        <w:spacing w:before="5pt" w:beforeAutospacing="1"/>
-        <w:rPr>
-          <w:sz w:val="18"/>
-          <w:szCs w:val="18"/>
-        </w:rPr>
-      </w:pPr>
-    </w:p>
-    <w:p>
-      <w:pPr>
-        <w:pStyle w:val="Author"/>
-        <w:spacing w:before="5pt" w:beforeAutospacing="1"/>
-        <w:rPr>
-          <w:sz w:val="18"/>
-          <w:szCs w:val="18"/>
-        </w:rPr>
-      </w:pPr>
-    </w:p>
-    <w:p>
-      <w:pPr>
-        <w:pStyle w:val="Author"/>
-        <w:spacing w:before="5pt" w:beforeAutospacing="1"/>
-        <w:contextualSpacing/>
-        <w:rPr>
-          <w:sz w:val="18"/>
-          <w:szCs w:val="18"/>
-        </w:rPr>
-      </w:pPr>
-      <w:r>
-        <w:rPr>
-          <w:sz w:val="18"/>
-          <w:szCs w:val="18"/>
-        </w:rPr>
-        <w:t>li</w:t>
-      </w:r>
-      <w:r>
-        <w:rPr>
-          <w:sz w:val="18"/>
-          <w:szCs w:val="18"/>
-        </w:rPr>
-        <w:t xml:space="preserve">ne 1: </w:t>
-      </w:r>
-      <w:r>
-        <w:rPr>
-          <w:sz w:val="18"/>
-          <w:szCs w:val="18"/>
-        </w:rPr>
-        <w:t>5</w:t>
-      </w:r>
-      <w:r>
-        <w:rPr>
-          <w:sz w:val="18"/>
-          <w:szCs w:val="18"/>
-          <w:vertAlign w:val="superscript"/>
-        </w:rPr>
-        <w:t>th</w:t>
-      </w:r>
-      <w:r>
-        <w:rPr>
-          <w:sz w:val="18"/>
-          <w:szCs w:val="18"/>
-        </w:rPr>
-        <w:t xml:space="preserve"> Given Name Surname</w:t>
-      </w:r>
-      <w:r>
-        <w:rPr>
-          <w:sz w:val="18"/>
-          <w:szCs w:val="18"/>
-        </w:rPr>
-        <w:br/>
-        <w:t xml:space="preserve">line 2: </w:t>
-      </w:r>
-      <w:r>
-        <w:rPr>
-          <w:i/>
-          <w:sz w:val="18"/>
-          <w:szCs w:val="18"/>
-        </w:rPr>
-        <w:t xml:space="preserve">dept. name of organization (of </w:t>
-      </w:r>
-      <w:r>
-        <w:rPr>
-          <w:i/>
-          <w:iCs/>
-          <w:sz w:val="18"/>
-          <w:szCs w:val="18"/>
-        </w:rPr>
-        <w:t>Affiliation</w:t>
-      </w:r>
-      <w:r>
-        <w:rPr>
-          <w:i/>
-          <w:sz w:val="18"/>
-          <w:szCs w:val="18"/>
-        </w:rPr>
-        <w:t>)</w:t>
-      </w:r>
-      <w:r>
-        <w:rPr>
-          <w:sz w:val="18"/>
-          <w:szCs w:val="18"/>
-        </w:rPr>
-        <w:br/>
-        <w:t xml:space="preserve">line 3: </w:t>
-      </w:r>
-      <w:r>
-        <w:rPr>
-          <w:i/>
-          <w:sz w:val="18"/>
-          <w:szCs w:val="18"/>
-        </w:rPr>
-        <w:t xml:space="preserve">name of organization (of </w:t>
-      </w:r>
-      <w:r>
-        <w:rPr>
-          <w:i/>
-          <w:sz w:val="18"/>
-          <w:szCs w:val="18"/>
-        </w:rPr>
-        <w:t>A</w:t>
-      </w:r>
-      <w:r>
-        <w:rPr>
-          <w:i/>
-          <w:sz w:val="18"/>
-          <w:szCs w:val="18"/>
-        </w:rPr>
-        <w:t>ffiliation)</w:t>
-      </w:r>
-      <w:r>
-        <w:rPr>
-          <w:i/>
-          <w:sz w:val="18"/>
-          <w:szCs w:val="18"/>
-        </w:rPr>
-        <w:br/>
-      </w:r>
-      <w:r>
-        <w:rPr>
-          <w:sz w:val="18"/>
-          <w:szCs w:val="18"/>
-        </w:rPr>
-        <w:t>line 4: City, Country</w:t>
-      </w:r>
-      <w:r>
-        <w:rPr>
-          <w:sz w:val="18"/>
-          <w:szCs w:val="18"/>
-        </w:rPr>
-        <w:br/>
-        <w:t>line 5: email address</w:t>
-      </w:r>
-      <w:r>
-        <w:rPr>
-          <w:sz w:val="18"/>
-          <w:szCs w:val="18"/>
-        </w:rPr>
-        <w:t xml:space="preserve"> </w:t>
-      </w:r>
-      <w:r>
-        <w:rPr>
-          <w:sz w:val="18"/>
-          <w:szCs w:val="18"/>
-        </w:rPr>
-        <w:t>or ORCID</w:t>
-      </w:r>
-    </w:p>
-    <w:p>
-      <w:pPr>
-        <w:pStyle w:val="Author"/>
-        <w:spacing w:before="5pt" w:beforeAutospacing="1"/>
-        <w:contextualSpacing/>
-        <w:rPr>
-          <w:sz w:val="18"/>
-          <w:szCs w:val="18"/>
-        </w:rPr>
-      </w:pPr>
-      <w:r>
-        <w:rPr>
-          <w:sz w:val="18"/>
-          <w:szCs w:val="18"/>
-        </w:rPr>
-        <w:t xml:space="preserve">line 1: </w:t>
-      </w:r>
-      <w:r>
-        <w:rPr>
-          <w:sz w:val="18"/>
-          <w:szCs w:val="18"/>
-        </w:rPr>
-        <w:t>6</w:t>
-      </w:r>
-      <w:r>
-        <w:rPr>
-          <w:sz w:val="18"/>
-          <w:szCs w:val="18"/>
-          <w:vertAlign w:val="superscript"/>
-        </w:rPr>
-        <w:t>th</w:t>
-      </w:r>
-      <w:r>
-        <w:rPr>
-          <w:sz w:val="18"/>
-          <w:szCs w:val="18"/>
-        </w:rPr>
-        <w:t xml:space="preserve"> Given Name Surname</w:t>
-      </w:r>
-      <w:r>
-        <w:rPr>
-          <w:sz w:val="18"/>
-          <w:szCs w:val="18"/>
-        </w:rPr>
-        <w:br/>
-        <w:t xml:space="preserve">line 2: </w:t>
-      </w:r>
-      <w:r>
-        <w:rPr>
-          <w:i/>
-          <w:sz w:val="18"/>
-          <w:szCs w:val="18"/>
-        </w:rPr>
-        <w:t xml:space="preserve">dept. name of organization (of </w:t>
-      </w:r>
-      <w:r>
-        <w:rPr>
-          <w:i/>
-          <w:iCs/>
-          <w:sz w:val="18"/>
-          <w:szCs w:val="18"/>
-        </w:rPr>
-        <w:t>Affiliation</w:t>
-      </w:r>
-      <w:r>
-        <w:rPr>
-          <w:i/>
-          <w:sz w:val="18"/>
-          <w:szCs w:val="18"/>
-        </w:rPr>
-        <w:t>)</w:t>
-      </w:r>
-      <w:r>
-        <w:rPr>
-          <w:sz w:val="18"/>
-          <w:szCs w:val="18"/>
-        </w:rPr>
-        <w:br/>
-        <w:t xml:space="preserve">line 3: </w:t>
-      </w:r>
-      <w:r>
-        <w:rPr>
-          <w:i/>
-          <w:sz w:val="18"/>
-          <w:szCs w:val="18"/>
-        </w:rPr>
-        <w:t>name of organization (of Affiliation)</w:t>
-      </w:r>
-      <w:r>
-        <w:rPr>
-          <w:i/>
-          <w:sz w:val="18"/>
-          <w:szCs w:val="18"/>
-        </w:rPr>
-        <w:br/>
-      </w:r>
-      <w:r>
-        <w:rPr>
-          <w:sz w:val="18"/>
-          <w:szCs w:val="18"/>
-        </w:rPr>
-        <w:t>line 4: City, Country</w:t>
-      </w:r>
-      <w:r>
-        <w:rPr>
-          <w:sz w:val="18"/>
-          <w:szCs w:val="18"/>
-        </w:rPr>
-        <w:br/>
-        <w:t>line 5: email address</w:t>
-      </w:r>
-      <w:r>
-        <w:rPr>
-          <w:sz w:val="18"/>
-          <w:szCs w:val="18"/>
-        </w:rPr>
-        <w:t xml:space="preserve"> or ORCID</w:t>
-      </w:r>
-    </w:p>
-    <w:p>
-      <w:pPr>
-        <w:pStyle w:val="Author"/>
-        <w:spacing w:before="5pt" w:beforeAutospacing="1"/>
-        <w:contextualSpacing/>
-        <w:rPr>
-          <w:sz w:val="18"/>
-          <w:szCs w:val="18"/>
-        </w:rPr>
-      </w:pPr>
-    </w:p>
-    <w:p>
-      <w:pPr>
-        <w:pStyle w:val="Author"/>
-        <w:spacing w:before="5pt" w:beforeAutospacing="1"/>
-        <w:contextualSpacing/>
-        <w:rPr>
-          <w:sz w:val="18"/>
-          <w:szCs w:val="18"/>
-        </w:rPr>
-      </w:pPr>
-    </w:p>
-    <w:p>
-      <w:pPr>
-        <w:pStyle w:val="Author"/>
-        <w:spacing w:before="5pt" w:beforeAutospacing="1"/>
-        <w:contextualSpacing/>
-        <w:rPr>
-          <w:sz w:val="18"/>
-          <w:szCs w:val="18"/>
-        </w:rPr>
-      </w:pPr>
-    </w:p>
-    <w:p>
-      <w:pPr>
-        <w:pStyle w:val="Author"/>
-        <w:spacing w:before="5pt" w:beforeAutospacing="1"/>
-        <w:contextualSpacing/>
-        <w:rPr>
-          <w:sz w:val="18"/>
-          <w:szCs w:val="18"/>
-        </w:rPr>
-      </w:pPr>
-    </w:p>
-    <w:p>
-      <w:pPr>
-        <w:pStyle w:val="Author"/>
-        <w:spacing w:before="5pt" w:beforeAutospacing="1"/>
-        <w:contextualSpacing/>
-        <w:rPr>
-          <w:sz w:val="18"/>
-          <w:szCs w:val="18"/>
-        </w:rPr>
-      </w:pPr>
-    </w:p>
-    <w:p>
-      <w:pPr>
-        <w:pStyle w:val="Author"/>
-        <w:spacing w:before="5pt" w:beforeAutospacing="1"/>
+        <w:jc w:val="both"/>
         <w:rPr>
           <w:sz w:val="16"/>
           <w:szCs w:val="16"/>
@@ -1049,35 +447,6 @@
     </w:p>
     <w:p>
       <w:pPr>
-        <w:pStyle w:val="Author"/>
-        <w:spacing w:before="5pt" w:beforeAutospacing="1"/>
-        <w:jc w:val="both"/>
-        <w:rPr>
-          <w:sz w:val="16"/>
-          <w:szCs w:val="16"/>
-        </w:rPr>
-      </w:pPr>
-    </w:p>
-    <w:p>
-      <w:pPr>
-        <w:pStyle w:val="Author"/>
-        <w:spacing w:before="5pt" w:beforeAutospacing="1"/>
-        <w:jc w:val="both"/>
-        <w:rPr>
-          <w:sz w:val="16"/>
-          <w:szCs w:val="16"/>
-        </w:rPr>
-        <w:sectPr>
-          <w:type w:val="continuous"/>
-          <w:pgSz w:w="612pt" w:h="792pt" w:code="1"/>
-          <w:pgMar w:top="54pt" w:right="44.65pt" w:bottom="72pt" w:left="44.65pt" w:header="36pt" w:footer="36pt" w:gutter="0pt"/>
-          <w:cols w:num="4" w:space="10.80pt"/>
-          <w:docGrid w:linePitch="360"/>
-        </w:sectPr>
-      </w:pPr>
-    </w:p>
-    <w:p>
-      <w:pPr>
         <w:pStyle w:val="Abstract"/>
         <w:rPr>
           <w:i/>
@@ -1492,7 +861,10 @@
         <w:pStyle w:val="BodyText"/>
       </w:pPr>
       <w:r>
-        <w:t>The template is used to format your paper and style the text. All margins, column widths, line spaces, and text fonts are prescribed; please do not alter them. You may note peculiarities. For example, the head margin in this template measures proportionately more than is customary. This measurement and others are deliberate, using specifications that anticipate your paper as one part of the entire proceedings, and not as an independent document. Please do not revise any of the current designations.</w:t>
+        <w:t xml:space="preserve">The template is used to format your paper and style the text. All margins, column widths, line spaces, and text fonts are prescribed; please do not alter them. You may note peculiarities. For example, the head margin in this template measures proportionately more than is customary. This measurement and others are deliberate, using specifications that anticipate your paper as one part of the entire proceedings, and not as an </w:t>
+      </w:r>
+      <w:r>
+        <w:t>independent document. Please do not revise any of the current designations.</w:t>
       </w:r>
     </w:p>
     <w:p>
@@ -1591,7 +963,6 @@
         <w:pStyle w:val="bulletlist"/>
       </w:pPr>
       <w:r>
-        <w:lastRenderedPageBreak/>
         <w:t xml:space="preserve">Avoid combining SI and CGS units, such as current in amperes and magnetic field in </w:t>
       </w:r>
       <w:proofErr w:type="spellStart"/>
@@ -1608,23 +979,7 @@
         <w:pStyle w:val="bulletlist"/>
       </w:pPr>
       <w:r>
-        <w:t>Do not mix complete spellings and abbreviations of units: “Wb/m2” or “</w:t>
-      </w:r>
-      <w:proofErr w:type="spellStart"/>
-      <w:r>
-        <w:t>webers</w:t>
-      </w:r>
-      <w:proofErr w:type="spellEnd"/>
-      <w:r>
-        <w:t xml:space="preserve"> per square meter”, not “</w:t>
-      </w:r>
-      <w:proofErr w:type="spellStart"/>
-      <w:r>
-        <w:t>webers</w:t>
-      </w:r>
-      <w:proofErr w:type="spellEnd"/>
-      <w:r>
-        <w:t xml:space="preserve">/m2”.  Spell out units when they appear in text: “. . . a few </w:t>
+        <w:t xml:space="preserve">Do not mix complete spellings and abbreviations of units: “Wb/m2” or “webers per square meter”, not “webers/m2”.  Spell out units when they appear in text: “. . . a few </w:t>
       </w:r>
       <w:proofErr w:type="spellStart"/>
       <w:r>
@@ -1661,6 +1016,7 @@
         <w:pStyle w:val="Heading2"/>
       </w:pPr>
       <w:r>
+        <w:lastRenderedPageBreak/>
         <w:t>Equations</w:t>
       </w:r>
     </w:p>
@@ -2147,16 +1503,19 @@
         <w:pStyle w:val="BodyText"/>
       </w:pPr>
       <w:r>
+        <w:t>Component heads identify the different components of your paper and are not topically subordinate to each other. Examples include Acknowledgments and References and, for these, the correct style to use is “Heading 5”. Use “figure caption” for your Figure captions, and “table head” for your table title. Run-in heads, such as “Abstract”, will require you to apply a style (in this case, italic) in addition to the style provided by the drop down menu to differentiate the head from the text.</w:t>
+      </w:r>
+    </w:p>
+    <w:p>
+      <w:pPr>
+        <w:pStyle w:val="BodyText"/>
+      </w:pPr>
+      <w:r>
+        <w:t xml:space="preserve">Text heads organize the topics on a relational, hierarchical basis. For example, the paper title is the primary text head because all subsequent material relates and elaborates on this one topic. If there are two or more sub-topics, the next level head (uppercase Roman numerals) should be used and, conversely, if there are not at least two sub-topics, then no subheads should be </w:t>
+      </w:r>
+      <w:r>
         <w:lastRenderedPageBreak/>
-        <w:t>Component heads identify the different components of your paper and are not topically subordinate to each other. Examples include Acknowledgments and References and, for these, the correct style to use is “Heading 5”. Use “figure caption” for your Figure captions, and “table head” for your table title. Run-in heads, such as “Abstract”, will require you to apply a style (in this case, italic) in addition to the style provided by the drop down menu to differentiate the head from the text.</w:t>
-      </w:r>
-    </w:p>
-    <w:p>
-      <w:pPr>
-        <w:pStyle w:val="BodyText"/>
-      </w:pPr>
-      <w:r>
-        <w:t>Text heads organize the topics on a relational, hierarchical basis. For example, the paper title is the primary text head because all subsequent material relates and elaborates on this one topic. If there are two or more sub-topics, the next level head (uppercase Roman numerals) should be used and, conversely, if there are not at least two sub-topics, then no subheads should be introduced. Styles named “Heading 1”, “Heading 2”, “Heading 3”, and “Heading 4” are prescribed.</w:t>
+        <w:t>introduced. Styles named “Heading 1”, “Heading 2”, “Heading 3”, and “Heading 4” are prescribed.</w:t>
       </w:r>
     </w:p>
     <w:p>
@@ -2603,10 +1962,7 @@
         <w:t>The preferred spelling of the word “acknowledgment” in America is without an “e” after the “g</w:t>
       </w:r>
       <w:r>
-        <w:t xml:space="preserve">”. Avoid the stilted </w:t>
-      </w:r>
-      <w:r>
-        <w:t>expression “</w:t>
+        <w:t>”. Avoid the stilted expression “</w:t>
       </w:r>
       <w:proofErr w:type="spellStart"/>
       <w:r>
@@ -2672,7 +2028,10 @@
         <w:pStyle w:val="BodyText"/>
       </w:pPr>
       <w:r>
-        <w:t>The template will number citations consecutively within brackets [1]. The sentence punctuation follows the bracket [2]. Refer simply to the reference number, as in [3]—do not use “Ref. [3]” or “reference [3]” except at the beginning of a sentence: “Reference [3] was the first</w:t>
+        <w:t xml:space="preserve">The template will number citations consecutively within brackets [1]. The sentence punctuation follows the bracket [2]. </w:t>
+      </w:r>
+      <w:r>
+        <w:t>Refer simply to the reference number, as in [3]—do not use “Ref. [3]” or “reference [3]” except at the beginning of a sentence: “Reference [3] was the first</w:t>
       </w:r>
       <w:r>
         <w:rPr>
@@ -2839,13 +2198,7 @@
         <w:t>“</w:t>
       </w:r>
       <w:r>
-        <w:t>Adaptive control for singularly perturbed</w:t>
-      </w:r>
-      <w:r>
-        <w:t xml:space="preserve"> </w:t>
-      </w:r>
-      <w:r>
-        <w:t>systems examples,</w:t>
+        <w:t>Adaptive control for singularly perturbed systems examples,</w:t>
       </w:r>
       <w:r>
         <w:rPr>
@@ -2854,12 +2207,9 @@
         <w:t>”</w:t>
       </w:r>
       <w:r>
-        <w:t xml:space="preserve"> Code Ocean, Aug. 2023. [Online]. Available:</w:t>
-      </w:r>
-      <w:r>
-        <w:t xml:space="preserve"> </w:t>
-      </w:r>
-      <w:hyperlink r:id="rId9" w:history="1">
+        <w:t xml:space="preserve"> Code Ocean, Aug. 2023. [Online]. Available: </w:t>
+      </w:r>
+      <w:hyperlink r:id="rId13" w:history="1">
         <w:r>
           <w:t>https://codeocean.com/capsule/4989235/tree</w:t>
         </w:r>
@@ -2896,20 +2246,11 @@
         <w:t>”</w:t>
       </w:r>
       <w:r>
-        <w:t xml:space="preserve"> 2013,</w:t>
-      </w:r>
-      <w:r>
-        <w:t xml:space="preserve"> </w:t>
-      </w:r>
-      <w:r>
-        <w:t xml:space="preserve">arXiv:1312.6114. [Online]. Available: </w:t>
-      </w:r>
-      <w:hyperlink r:id="rId10" w:history="1">
+        <w:t xml:space="preserve"> 2013, arXiv:1312.6114. [Online]. Available: </w:t>
+      </w:r>
+      <w:hyperlink r:id="rId14" w:history="1">
         <w:r>
-          <w:t>h</w:t>
-        </w:r>
-        <w:r>
-          <w:t>ttps://arxiv.org/abs/1312.6114</w:t>
+          <w:t>https://arxiv.org/abs/1312.6114</w:t>
         </w:r>
       </w:hyperlink>
     </w:p>
@@ -2941,13 +2282,7 @@
         <w:t>”</w:t>
       </w:r>
       <w:r>
-        <w:t xml:space="preserve"> 2023, gitHub repository.</w:t>
-      </w:r>
-      <w:r>
-        <w:t xml:space="preserve"> </w:t>
-      </w:r>
-      <w:r>
-        <w:t xml:space="preserve">[Online]. Available: </w:t>
+        <w:t xml:space="preserve"> 2023, gitHub repository. [Online]. Available: </w:t>
       </w:r>
       <w:r>
         <w:t xml:space="preserve">https://github.com/liustone99/Wi-Fi-Energy-Detection-Testbed-12MTC </w:t>
@@ -2987,13 +2322,7 @@
         <w:t xml:space="preserve"> </w:t>
       </w:r>
       <w:r>
-        <w:t>Abuse and Mental Health Services Administration, Office of Applied</w:t>
-      </w:r>
-      <w:r>
-        <w:t xml:space="preserve"> </w:t>
-      </w:r>
-      <w:r>
-        <w:t>Studies, August, 2013, DOI:10.3886/ICPSR30122.v2</w:t>
+        <w:t>Abuse and Mental Health Services Administration, Office of Applied Studies, August, 2013, DOI:10.3886/ICPSR30122.v2</w:t>
       </w:r>
     </w:p>
     <w:p>
@@ -3082,7 +2411,7 @@
 </file>
 
 <file path=word/endnotes.xml><?xml version="1.0" encoding="utf-8"?>
-<w:endnotes xmlns:cx="http://schemas.microsoft.com/office/drawing/2014/chartex" xmlns:cx1="http://schemas.microsoft.com/office/drawing/2015/9/8/chartex" xmlns:cx2="http://schemas.microsoft.com/office/drawing/2015/10/21/chartex" xmlns:cx3="http://schemas.microsoft.com/office/drawing/2016/5/9/chartex" xmlns:cx4="http://schemas.microsoft.com/office/drawing/2016/5/10/chartex" xmlns:cx5="http://schemas.microsoft.com/office/drawing/2016/5/11/chartex" xmlns:cx6="http://schemas.microsoft.com/office/drawing/2016/5/12/chartex" xmlns:cx7="http://schemas.microsoft.com/office/drawing/2016/5/13/chartex" xmlns:cx8="http://schemas.microsoft.com/office/drawing/2016/5/14/chartex" xmlns:mc="http://schemas.openxmlformats.org/markup-compatibility/2006" xmlns:aink="http://schemas.microsoft.com/office/drawing/2016/ink" xmlns:am3d="http://schemas.microsoft.com/office/drawing/2017/model3d" xmlns:o="urn:schemas-microsoft-com:office:office" xmlns:oel="http://schemas.microsoft.com/office/2019/extlst" xmlns:r="http://purl.oclc.org/ooxml/officeDocument/relationships" xmlns:m="http://purl.oclc.org/ooxml/officeDocument/math" xmlns:v="urn:schemas-microsoft-com:vml" xmlns:wp14="http://schemas.microsoft.com/office/word/2010/wordprocessingDrawing" xmlns:wp="http://purl.oclc.org/ooxml/drawingml/wordprocessingDrawing" xmlns:w10="urn:schemas-microsoft-com:office:word" xmlns:w="http://purl.oclc.org/ooxml/wordprocessingml/main" xmlns:w14="http://schemas.microsoft.com/office/word/2010/wordml" xmlns:w15="http://schemas.microsoft.com/office/word/2012/wordml" xmlns:w16cex="http://schemas.microsoft.com/office/word/2018/wordml/cex" xmlns:w16cid="http://schemas.microsoft.com/office/word/2016/wordml/cid" xmlns:w16="http://schemas.microsoft.com/office/word/2018/wordml" xmlns:w16sdtdh="http://schemas.microsoft.com/office/word/2020/wordml/sdtdatahash" xmlns:w16se="http://schemas.microsoft.com/office/word/2015/wordml/symex" xmlns:wpi="http://schemas.microsoft.com/office/word/2010/wordprocessingInk" xmlns:wne="http://schemas.microsoft.com/office/word/2006/wordml" mc:Ignorable="w14 w15 w16se w16cid w16 w16cex w16sdtdh wne wp14">
+<w:endnotes xmlns:cx="http://schemas.microsoft.com/office/drawing/2014/chartex" xmlns:cx1="http://schemas.microsoft.com/office/drawing/2015/9/8/chartex" xmlns:cx2="http://schemas.microsoft.com/office/drawing/2015/10/21/chartex" xmlns:cx3="http://schemas.microsoft.com/office/drawing/2016/5/9/chartex" xmlns:cx4="http://schemas.microsoft.com/office/drawing/2016/5/10/chartex" xmlns:cx5="http://schemas.microsoft.com/office/drawing/2016/5/11/chartex" xmlns:cx6="http://schemas.microsoft.com/office/drawing/2016/5/12/chartex" xmlns:cx7="http://schemas.microsoft.com/office/drawing/2016/5/13/chartex" xmlns:cx8="http://schemas.microsoft.com/office/drawing/2016/5/14/chartex" xmlns:mc="http://schemas.openxmlformats.org/markup-compatibility/2006" xmlns:m="http://purl.oclc.org/ooxml/officeDocument/math" xmlns:aink="http://schemas.microsoft.com/office/drawing/2016/ink" xmlns:am3d="http://schemas.microsoft.com/office/drawing/2017/model3d" xmlns:oel="http://schemas.microsoft.com/office/2019/extlst" xmlns:r="http://purl.oclc.org/ooxml/officeDocument/relationships" xmlns:wp14="http://schemas.microsoft.com/office/word/2010/wordprocessingDrawing" xmlns:wp="http://purl.oclc.org/ooxml/drawingml/wordprocessingDrawing" xmlns:wpi="http://schemas.microsoft.com/office/word/2010/wordprocessingInk" xmlns:o="urn:schemas-microsoft-com:office:office" xmlns:v="urn:schemas-microsoft-com:vml" xmlns:w10="urn:schemas-microsoft-com:office:word" xmlns:w="http://purl.oclc.org/ooxml/wordprocessingml/main" xmlns:w14="http://schemas.microsoft.com/office/word/2010/wordml" xmlns:w15="http://schemas.microsoft.com/office/word/2012/wordml" xmlns:w16cex="http://schemas.microsoft.com/office/word/2018/wordml/cex" xmlns:w16cid="http://schemas.microsoft.com/office/word/2016/wordml/cid" xmlns:w16="http://schemas.microsoft.com/office/word/2018/wordml" xmlns:w16sdtdh="http://schemas.microsoft.com/office/word/2020/wordml/sdtdatahash" xmlns:w16sdtfl="http://schemas.microsoft.com/office/word/2024/wordml/sdtformatlock" xmlns:w16se="http://schemas.microsoft.com/office/word/2015/wordml/symex" xmlns:w16du="http://schemas.microsoft.com/office/word/2023/wordml/word16du" xmlns:wne="http://schemas.microsoft.com/office/word/2006/wordml" mc:Ignorable="w14 w15 w16se w16cid w16 w16cex w16sdtdh w16sdtfl w16du wne wp14">
   <w:endnote w:type="separator" w:id="-1">
     <w:p>
       <w:r>
@@ -3101,7 +2430,7 @@
 </file>
 
 <file path=word/footer1.xml><?xml version="1.0" encoding="utf-8"?>
-<w:ftr xmlns:cx="http://schemas.microsoft.com/office/drawing/2014/chartex" xmlns:cx1="http://schemas.microsoft.com/office/drawing/2015/9/8/chartex" xmlns:cx2="http://schemas.microsoft.com/office/drawing/2015/10/21/chartex" xmlns:cx3="http://schemas.microsoft.com/office/drawing/2016/5/9/chartex" xmlns:cx4="http://schemas.microsoft.com/office/drawing/2016/5/10/chartex" xmlns:cx5="http://schemas.microsoft.com/office/drawing/2016/5/11/chartex" xmlns:cx6="http://schemas.microsoft.com/office/drawing/2016/5/12/chartex" xmlns:cx7="http://schemas.microsoft.com/office/drawing/2016/5/13/chartex" xmlns:cx8="http://schemas.microsoft.com/office/drawing/2016/5/14/chartex" xmlns:mc="http://schemas.openxmlformats.org/markup-compatibility/2006" xmlns:aink="http://schemas.microsoft.com/office/drawing/2016/ink" xmlns:am3d="http://schemas.microsoft.com/office/drawing/2017/model3d" xmlns:o="urn:schemas-microsoft-com:office:office" xmlns:oel="http://schemas.microsoft.com/office/2019/extlst" xmlns:r="http://purl.oclc.org/ooxml/officeDocument/relationships" xmlns:m="http://purl.oclc.org/ooxml/officeDocument/math" xmlns:v="urn:schemas-microsoft-com:vml" xmlns:wp14="http://schemas.microsoft.com/office/word/2010/wordprocessingDrawing" xmlns:wp="http://purl.oclc.org/ooxml/drawingml/wordprocessingDrawing" xmlns:w10="urn:schemas-microsoft-com:office:word" xmlns:w="http://purl.oclc.org/ooxml/wordprocessingml/main" xmlns:w14="http://schemas.microsoft.com/office/word/2010/wordml" xmlns:w15="http://schemas.microsoft.com/office/word/2012/wordml" xmlns:w16cex="http://schemas.microsoft.com/office/word/2018/wordml/cex" xmlns:w16cid="http://schemas.microsoft.com/office/word/2016/wordml/cid" xmlns:w16="http://schemas.microsoft.com/office/word/2018/wordml" xmlns:w16sdtdh="http://schemas.microsoft.com/office/word/2020/wordml/sdtdatahash" xmlns:w16se="http://schemas.microsoft.com/office/word/2015/wordml/symex" xmlns:wpi="http://schemas.microsoft.com/office/word/2010/wordprocessingInk" xmlns:wne="http://schemas.microsoft.com/office/word/2006/wordml" mc:Ignorable="w14 w15 w16se w16cid w16 w16cex w16sdtdh wne wp14">
+<w:ftr xmlns:cx="http://schemas.microsoft.com/office/drawing/2014/chartex" xmlns:cx1="http://schemas.microsoft.com/office/drawing/2015/9/8/chartex" xmlns:cx2="http://schemas.microsoft.com/office/drawing/2015/10/21/chartex" xmlns:cx3="http://schemas.microsoft.com/office/drawing/2016/5/9/chartex" xmlns:cx4="http://schemas.microsoft.com/office/drawing/2016/5/10/chartex" xmlns:cx5="http://schemas.microsoft.com/office/drawing/2016/5/11/chartex" xmlns:cx6="http://schemas.microsoft.com/office/drawing/2016/5/12/chartex" xmlns:cx7="http://schemas.microsoft.com/office/drawing/2016/5/13/chartex" xmlns:cx8="http://schemas.microsoft.com/office/drawing/2016/5/14/chartex" xmlns:mc="http://schemas.openxmlformats.org/markup-compatibility/2006" xmlns:m="http://purl.oclc.org/ooxml/officeDocument/math" xmlns:aink="http://schemas.microsoft.com/office/drawing/2016/ink" xmlns:am3d="http://schemas.microsoft.com/office/drawing/2017/model3d" xmlns:oel="http://schemas.microsoft.com/office/2019/extlst" xmlns:r="http://purl.oclc.org/ooxml/officeDocument/relationships" xmlns:wp14="http://schemas.microsoft.com/office/word/2010/wordprocessingDrawing" xmlns:wp="http://purl.oclc.org/ooxml/drawingml/wordprocessingDrawing" xmlns:wpi="http://schemas.microsoft.com/office/word/2010/wordprocessingInk" xmlns:o="urn:schemas-microsoft-com:office:office" xmlns:v="urn:schemas-microsoft-com:vml" xmlns:w10="urn:schemas-microsoft-com:office:word" xmlns:w="http://purl.oclc.org/ooxml/wordprocessingml/main" xmlns:w14="http://schemas.microsoft.com/office/word/2010/wordml" xmlns:w15="http://schemas.microsoft.com/office/word/2012/wordml" xmlns:w16cex="http://schemas.microsoft.com/office/word/2018/wordml/cex" xmlns:w16cid="http://schemas.microsoft.com/office/word/2016/wordml/cid" xmlns:w16="http://schemas.microsoft.com/office/word/2018/wordml" xmlns:w16sdtdh="http://schemas.microsoft.com/office/word/2020/wordml/sdtdatahash" xmlns:w16sdtfl="http://schemas.microsoft.com/office/word/2024/wordml/sdtformatlock" xmlns:w16se="http://schemas.microsoft.com/office/word/2015/wordml/symex" xmlns:w16du="http://schemas.microsoft.com/office/word/2023/wordml/word16du" xmlns:wne="http://schemas.microsoft.com/office/word/2006/wordml" mc:Ignorable="w14 w15 w16se w16cid w16 w16cex w16sdtdh w16sdtfl w16du wne wp14">
   <w:p>
     <w:pPr>
       <w:pStyle w:val="Footer"/>
@@ -3123,7 +2452,7 @@
 </file>
 
 <file path=word/footnotes.xml><?xml version="1.0" encoding="utf-8"?>
-<w:footnotes xmlns:cx="http://schemas.microsoft.com/office/drawing/2014/chartex" xmlns:cx1="http://schemas.microsoft.com/office/drawing/2015/9/8/chartex" xmlns:cx2="http://schemas.microsoft.com/office/drawing/2015/10/21/chartex" xmlns:cx3="http://schemas.microsoft.com/office/drawing/2016/5/9/chartex" xmlns:cx4="http://schemas.microsoft.com/office/drawing/2016/5/10/chartex" xmlns:cx5="http://schemas.microsoft.com/office/drawing/2016/5/11/chartex" xmlns:cx6="http://schemas.microsoft.com/office/drawing/2016/5/12/chartex" xmlns:cx7="http://schemas.microsoft.com/office/drawing/2016/5/13/chartex" xmlns:cx8="http://schemas.microsoft.com/office/drawing/2016/5/14/chartex" xmlns:mc="http://schemas.openxmlformats.org/markup-compatibility/2006" xmlns:aink="http://schemas.microsoft.com/office/drawing/2016/ink" xmlns:am3d="http://schemas.microsoft.com/office/drawing/2017/model3d" xmlns:o="urn:schemas-microsoft-com:office:office" xmlns:oel="http://schemas.microsoft.com/office/2019/extlst" xmlns:r="http://purl.oclc.org/ooxml/officeDocument/relationships" xmlns:m="http://purl.oclc.org/ooxml/officeDocument/math" xmlns:v="urn:schemas-microsoft-com:vml" xmlns:wp14="http://schemas.microsoft.com/office/word/2010/wordprocessingDrawing" xmlns:wp="http://purl.oclc.org/ooxml/drawingml/wordprocessingDrawing" xmlns:w10="urn:schemas-microsoft-com:office:word" xmlns:w="http://purl.oclc.org/ooxml/wordprocessingml/main" xmlns:w14="http://schemas.microsoft.com/office/word/2010/wordml" xmlns:w15="http://schemas.microsoft.com/office/word/2012/wordml" xmlns:w16cex="http://schemas.microsoft.com/office/word/2018/wordml/cex" xmlns:w16cid="http://schemas.microsoft.com/office/word/2016/wordml/cid" xmlns:w16="http://schemas.microsoft.com/office/word/2018/wordml" xmlns:w16sdtdh="http://schemas.microsoft.com/office/word/2020/wordml/sdtdatahash" xmlns:w16se="http://schemas.microsoft.com/office/word/2015/wordml/symex" xmlns:wpi="http://schemas.microsoft.com/office/word/2010/wordprocessingInk" xmlns:wne="http://schemas.microsoft.com/office/word/2006/wordml" mc:Ignorable="w14 w15 w16se w16cid w16 w16cex w16sdtdh wne wp14">
+<w:footnotes xmlns:cx="http://schemas.microsoft.com/office/drawing/2014/chartex" xmlns:cx1="http://schemas.microsoft.com/office/drawing/2015/9/8/chartex" xmlns:cx2="http://schemas.microsoft.com/office/drawing/2015/10/21/chartex" xmlns:cx3="http://schemas.microsoft.com/office/drawing/2016/5/9/chartex" xmlns:cx4="http://schemas.microsoft.com/office/drawing/2016/5/10/chartex" xmlns:cx5="http://schemas.microsoft.com/office/drawing/2016/5/11/chartex" xmlns:cx6="http://schemas.microsoft.com/office/drawing/2016/5/12/chartex" xmlns:cx7="http://schemas.microsoft.com/office/drawing/2016/5/13/chartex" xmlns:cx8="http://schemas.microsoft.com/office/drawing/2016/5/14/chartex" xmlns:mc="http://schemas.openxmlformats.org/markup-compatibility/2006" xmlns:m="http://purl.oclc.org/ooxml/officeDocument/math" xmlns:aink="http://schemas.microsoft.com/office/drawing/2016/ink" xmlns:am3d="http://schemas.microsoft.com/office/drawing/2017/model3d" xmlns:oel="http://schemas.microsoft.com/office/2019/extlst" xmlns:r="http://purl.oclc.org/ooxml/officeDocument/relationships" xmlns:wp14="http://schemas.microsoft.com/office/word/2010/wordprocessingDrawing" xmlns:wp="http://purl.oclc.org/ooxml/drawingml/wordprocessingDrawing" xmlns:wpi="http://schemas.microsoft.com/office/word/2010/wordprocessingInk" xmlns:o="urn:schemas-microsoft-com:office:office" xmlns:v="urn:schemas-microsoft-com:vml" xmlns:w10="urn:schemas-microsoft-com:office:word" xmlns:w="http://purl.oclc.org/ooxml/wordprocessingml/main" xmlns:w14="http://schemas.microsoft.com/office/word/2010/wordml" xmlns:w15="http://schemas.microsoft.com/office/word/2012/wordml" xmlns:w16cex="http://schemas.microsoft.com/office/word/2018/wordml/cex" xmlns:w16cid="http://schemas.microsoft.com/office/word/2016/wordml/cid" xmlns:w16="http://schemas.microsoft.com/office/word/2018/wordml" xmlns:w16sdtdh="http://schemas.microsoft.com/office/word/2020/wordml/sdtdatahash" xmlns:w16sdtfl="http://schemas.microsoft.com/office/word/2024/wordml/sdtformatlock" xmlns:w16se="http://schemas.microsoft.com/office/word/2015/wordml/symex" xmlns:w16du="http://schemas.microsoft.com/office/word/2023/wordml/word16du" xmlns:wne="http://schemas.microsoft.com/office/word/2006/wordml" mc:Ignorable="w14 w15 w16se w16cid w16 w16cex w16sdtdh w16sdtfl w16du wne wp14">
   <w:footnote w:type="separator" w:id="-1">
     <w:p>
       <w:r>
@@ -3142,7 +2471,7 @@
 </file>
 
 <file path=word/numbering.xml><?xml version="1.0" encoding="utf-8"?>
-<w:numbering xmlns:cx="http://schemas.microsoft.com/office/drawing/2014/chartex" xmlns:cx1="http://schemas.microsoft.com/office/drawing/2015/9/8/chartex" xmlns:cx2="http://schemas.microsoft.com/office/drawing/2015/10/21/chartex" xmlns:cx3="http://schemas.microsoft.com/office/drawing/2016/5/9/chartex" xmlns:cx4="http://schemas.microsoft.com/office/drawing/2016/5/10/chartex" xmlns:cx5="http://schemas.microsoft.com/office/drawing/2016/5/11/chartex" xmlns:cx6="http://schemas.microsoft.com/office/drawing/2016/5/12/chartex" xmlns:cx7="http://schemas.microsoft.com/office/drawing/2016/5/13/chartex" xmlns:cx8="http://schemas.microsoft.com/office/drawing/2016/5/14/chartex" xmlns:mc="http://schemas.openxmlformats.org/markup-compatibility/2006" xmlns:aink="http://schemas.microsoft.com/office/drawing/2016/ink" xmlns:am3d="http://schemas.microsoft.com/office/drawing/2017/model3d" xmlns:o="urn:schemas-microsoft-com:office:office" xmlns:oel="http://schemas.microsoft.com/office/2019/extlst" xmlns:r="http://purl.oclc.org/ooxml/officeDocument/relationships" xmlns:m="http://purl.oclc.org/ooxml/officeDocument/math" xmlns:v="urn:schemas-microsoft-com:vml" xmlns:wp14="http://schemas.microsoft.com/office/word/2010/wordprocessingDrawing" xmlns:wp="http://purl.oclc.org/ooxml/drawingml/wordprocessingDrawing" xmlns:w10="urn:schemas-microsoft-com:office:word" xmlns:w="http://purl.oclc.org/ooxml/wordprocessingml/main" xmlns:w14="http://schemas.microsoft.com/office/word/2010/wordml" xmlns:w15="http://schemas.microsoft.com/office/word/2012/wordml" xmlns:w16cex="http://schemas.microsoft.com/office/word/2018/wordml/cex" xmlns:w16cid="http://schemas.microsoft.com/office/word/2016/wordml/cid" xmlns:w16="http://schemas.microsoft.com/office/word/2018/wordml" xmlns:w16sdtdh="http://schemas.microsoft.com/office/word/2020/wordml/sdtdatahash" xmlns:w16se="http://schemas.microsoft.com/office/word/2015/wordml/symex" xmlns:wpi="http://schemas.microsoft.com/office/word/2010/wordprocessingInk" xmlns:wne="http://schemas.microsoft.com/office/word/2006/wordml" mc:Ignorable="w14 w15 w16se w16cid w16 w16cex w16sdtdh wne wp14">
+<w:numbering xmlns:cx="http://schemas.microsoft.com/office/drawing/2014/chartex" xmlns:cx1="http://schemas.microsoft.com/office/drawing/2015/9/8/chartex" xmlns:cx2="http://schemas.microsoft.com/office/drawing/2015/10/21/chartex" xmlns:cx3="http://schemas.microsoft.com/office/drawing/2016/5/9/chartex" xmlns:cx4="http://schemas.microsoft.com/office/drawing/2016/5/10/chartex" xmlns:cx5="http://schemas.microsoft.com/office/drawing/2016/5/11/chartex" xmlns:cx6="http://schemas.microsoft.com/office/drawing/2016/5/12/chartex" xmlns:cx7="http://schemas.microsoft.com/office/drawing/2016/5/13/chartex" xmlns:cx8="http://schemas.microsoft.com/office/drawing/2016/5/14/chartex" xmlns:mc="http://schemas.openxmlformats.org/markup-compatibility/2006" xmlns:m="http://purl.oclc.org/ooxml/officeDocument/math" xmlns:aink="http://schemas.microsoft.com/office/drawing/2016/ink" xmlns:am3d="http://schemas.microsoft.com/office/drawing/2017/model3d" xmlns:oel="http://schemas.microsoft.com/office/2019/extlst" xmlns:r="http://purl.oclc.org/ooxml/officeDocument/relationships" xmlns:wp14="http://schemas.microsoft.com/office/word/2010/wordprocessingDrawing" xmlns:wp="http://purl.oclc.org/ooxml/drawingml/wordprocessingDrawing" xmlns:wpi="http://schemas.microsoft.com/office/word/2010/wordprocessingInk" xmlns:o="urn:schemas-microsoft-com:office:office" xmlns:v="urn:schemas-microsoft-com:vml" xmlns:w10="urn:schemas-microsoft-com:office:word" xmlns:w="http://purl.oclc.org/ooxml/wordprocessingml/main" xmlns:w14="http://schemas.microsoft.com/office/word/2010/wordml" xmlns:w15="http://schemas.microsoft.com/office/word/2012/wordml" xmlns:w16cex="http://schemas.microsoft.com/office/word/2018/wordml/cex" xmlns:w16cid="http://schemas.microsoft.com/office/word/2016/wordml/cid" xmlns:w16="http://schemas.microsoft.com/office/word/2018/wordml" xmlns:w16sdtdh="http://schemas.microsoft.com/office/word/2020/wordml/sdtdatahash" xmlns:w16sdtfl="http://schemas.microsoft.com/office/word/2024/wordml/sdtformatlock" xmlns:w16se="http://schemas.microsoft.com/office/word/2015/wordml/symex" xmlns:w16du="http://schemas.microsoft.com/office/word/2023/wordml/word16du" xmlns:wne="http://schemas.microsoft.com/office/word/2006/wordml" mc:Ignorable="w14 w15 w16se w16cid w16 w16cex w16sdtdh w16sdtfl w16du wne wp14">
   <w:abstractNum w:abstractNumId="0" w15:restartNumberingAfterBreak="0">
     <w:nsid w:val="FFFFFF1D"/>
     <w:multiLevelType w:val="multilevel"/>
@@ -4613,7 +3942,7 @@
 </file>
 
 <file path=word/styles.xml><?xml version="1.0" encoding="utf-8"?>
-<w:styles xmlns:mc="http://schemas.openxmlformats.org/markup-compatibility/2006" xmlns:r="http://purl.oclc.org/ooxml/officeDocument/relationships" xmlns:w="http://purl.oclc.org/ooxml/wordprocessingml/main" xmlns:w14="http://schemas.microsoft.com/office/word/2010/wordml" xmlns:w15="http://schemas.microsoft.com/office/word/2012/wordml" xmlns:w16cex="http://schemas.microsoft.com/office/word/2018/wordml/cex" xmlns:w16cid="http://schemas.microsoft.com/office/word/2016/wordml/cid" xmlns:w16="http://schemas.microsoft.com/office/word/2018/wordml" xmlns:w16sdtdh="http://schemas.microsoft.com/office/word/2020/wordml/sdtdatahash" xmlns:w16se="http://schemas.microsoft.com/office/word/2015/wordml/symex" mc:Ignorable="w14 w15 w16se w16cid w16 w16cex w16sdtdh">
+<w:styles xmlns:mc="http://schemas.openxmlformats.org/markup-compatibility/2006" xmlns:r="http://purl.oclc.org/ooxml/officeDocument/relationships" xmlns:w="http://purl.oclc.org/ooxml/wordprocessingml/main" xmlns:w14="http://schemas.microsoft.com/office/word/2010/wordml" xmlns:w15="http://schemas.microsoft.com/office/word/2012/wordml" xmlns:w16cex="http://schemas.microsoft.com/office/word/2018/wordml/cex" xmlns:w16cid="http://schemas.microsoft.com/office/word/2016/wordml/cid" xmlns:w16="http://schemas.microsoft.com/office/word/2018/wordml" xmlns:w16sdtdh="http://schemas.microsoft.com/office/word/2020/wordml/sdtdatahash" xmlns:w16sdtfl="http://schemas.microsoft.com/office/word/2024/wordml/sdtformatlock" xmlns:w16se="http://schemas.microsoft.com/office/word/2015/wordml/symex" xmlns:w16du="http://schemas.microsoft.com/office/word/2023/wordml/word16du" mc:Ignorable="w14 w15 w16se w16cid w16 w16cex w16sdtdh w16sdtfl w16du">
   <w:docDefaults>
     <w:rPrDefault>
       <w:rPr>

--- a/midterm report.docx
+++ b/midterm report.docx
@@ -17,6 +17,13 @@
           <w:iCs/>
         </w:rPr>
         <w:t>Predicting 30-day hospital readmission in patients with diabetes</w:t>
+      </w:r>
+      <w:r>
+        <w:rPr>
+          <w:i/>
+          <w:iCs/>
+        </w:rPr>
+        <w:t xml:space="preserve">: a comaprative machine learning study </w:t>
       </w:r>
     </w:p>
     <w:p>
@@ -79,14 +86,7 @@
           <w:sz w:val="18"/>
           <w:szCs w:val="18"/>
         </w:rPr>
-        <w:t>Faculty of Medicine and health</w:t>
-      </w:r>
-      <w:r>
-        <w:rPr>
-          <w:sz w:val="18"/>
-          <w:szCs w:val="18"/>
-        </w:rPr>
-        <w:t xml:space="preserve">  sciences          </w:t>
+        <w:t xml:space="preserve">Faculty of Medicine and health  sciences          </w:t>
       </w:r>
       <w:r>
         <w:rPr>
@@ -447,576 +447,397 @@
     </w:p>
     <w:p>
       <w:pPr>
-        <w:pStyle w:val="Abstract"/>
+        <w:pStyle w:val="Heading1"/>
+      </w:pPr>
+      <w:r>
+        <w:t xml:space="preserve">Introduction </w:t>
+      </w:r>
+      <w:r>
+        <w:t>and clinical significance</w:t>
+      </w:r>
+    </w:p>
+    <w:p>
+      <w:pPr>
+        <w:pStyle w:val="BodyText"/>
+      </w:pPr>
+      <w:r>
+        <w:t xml:space="preserve">Hospital readmission withing 30 days of discharge is an important healthcare challenge, contributing to higher healthcare costs. </w:t>
+      </w:r>
+      <w:hyperlink r:id="rId13" w:history="1">
+        <w:r>
+          <w:rPr>
+            <w:rStyle w:val="Hyperlink"/>
+          </w:rPr>
+          <w:t>https://diabetesjo</w:t>
+        </w:r>
+        <w:r>
+          <w:rPr>
+            <w:rStyle w:val="Hyperlink"/>
+          </w:rPr>
+          <w:t>u</w:t>
+        </w:r>
+        <w:r>
+          <w:rPr>
+            <w:rStyle w:val="Hyperlink"/>
+          </w:rPr>
+          <w:t>rnals.org/care/article/49/Supplement_1/S339/163925/16-Diabetes-Care-in-the-Hospital-Standards-of-Care</w:t>
+        </w:r>
+      </w:hyperlink>
+      <w:r>
+        <w:t xml:space="preserve"> </w:t>
+      </w:r>
+      <w:hyperlink r:id="rId14" w:history="1">
+        <w:r>
+          <w:rPr>
+            <w:rStyle w:val="Hyperlink"/>
+          </w:rPr>
+          <w:t>https://www.mdpi.com/2077-0383/11/6/1471</w:t>
+        </w:r>
+      </w:hyperlink>
+      <w:r>
+        <w:t xml:space="preserve"> </w:t>
+      </w:r>
+      <w:r>
+        <w:t xml:space="preserve">Patients with diabetes are particularly vulnerable, </w:t>
+      </w:r>
+      <w:r>
+        <w:t xml:space="preserve"> </w:t>
+      </w:r>
+      <w:r>
+        <w:t xml:space="preserve">with reported readmissions ranging between 14-20%, nearly twice those of patients without diabetes. </w:t>
+      </w:r>
+      <w:hyperlink r:id="rId15" w:history="1">
+        <w:r>
+          <w:rPr>
+            <w:rStyle w:val="Hyperlink"/>
+          </w:rPr>
+          <w:t>https://diabetesjournals.org/care/article/49/Supplement_1/S339/163925/16-Diabetes-Care-in-the-Hospital-Standards-of-Care</w:t>
+        </w:r>
+      </w:hyperlink>
+      <w:r>
+        <w:t xml:space="preserve">  Factors associated with readmission include comorbidity burden, socioeconomic characteristics, and previous hospitalizations, highlighting the complexity of managing this population. </w:t>
+      </w:r>
+      <w:hyperlink r:id="rId16" w:history="1">
+        <w:r>
+          <w:rPr>
+            <w:rStyle w:val="Hyperlink"/>
+          </w:rPr>
+          <w:t>https://diabetesjournals.org/care/article/49/Supplement_1/S339/163925/16-Diabetes-Care-in-the-Hospital-Standards-of-Care</w:t>
+        </w:r>
+      </w:hyperlink>
+      <w:r>
+        <w:t xml:space="preserve"> Additionally, </w:t>
+      </w:r>
+      <w:r>
+        <w:t xml:space="preserve">transitioning from inpatient to outpatient care requires appropriate discharge planning, timely follow-up and medication management to reduce avoidable readmissions. </w:t>
+      </w:r>
+      <w:hyperlink r:id="rId17" w:history="1">
+        <w:r>
+          <w:rPr>
+            <w:rStyle w:val="Hyperlink"/>
+          </w:rPr>
+          <w:t>https://diabetesjournals.org/care/article/49/Supplement_1/S339/163925/16-Diabetes-Care-in-the-Hospital-Standards-of-Care</w:t>
+        </w:r>
+      </w:hyperlink>
+      <w:r>
+        <w:t xml:space="preserve"> </w:t>
+      </w:r>
+      <w:hyperlink r:id="rId18" w:history="1">
+        <w:r>
+          <w:rPr>
+            <w:rStyle w:val="Hyperlink"/>
+          </w:rPr>
+          <w:t>https://www.mdpi.com/2077-0383/11/6/1471</w:t>
+        </w:r>
+      </w:hyperlink>
+    </w:p>
+    <w:p>
+      <w:pPr>
+        <w:pStyle w:val="BodyText"/>
+      </w:pPr>
+      <w:r>
+        <w:t>Early identification of vulnerable patients could help healthcare professionals optimize resource allocation and targeted interventions. Recent studies have explored statistical and machine-learning approaches to predicting 30-day readmission among patients with diabetes, showing their potential and highlighting potential challenges</w:t>
+      </w:r>
+      <w:r>
+        <w:t xml:space="preserve"> in predictive performance. </w:t>
+      </w:r>
+      <w:hyperlink r:id="rId19" w:history="1">
+        <w:r>
+          <w:rPr>
+            <w:rStyle w:val="Hyperlink"/>
+          </w:rPr>
+          <w:t>https://onlinelibrary.wiley.com/doi/10.1155/jdr/3148242</w:t>
+        </w:r>
+      </w:hyperlink>
+      <w:r>
+        <w:t xml:space="preserve"> </w:t>
+      </w:r>
+      <w:hyperlink r:id="rId20" w:history="1">
+        <w:r>
+          <w:rPr>
+            <w:rStyle w:val="Hyperlink"/>
+          </w:rPr>
+          <w:t>https://www.cureus.com/articles/358756-predicting-30-day-hospital-readmission-in-patients-with-diabetes-using-machine-learning-on-electronic-health-record-data#!/</w:t>
+        </w:r>
+      </w:hyperlink>
+      <w:r>
+        <w:t xml:space="preserve"> </w:t>
+      </w:r>
+    </w:p>
+    <w:p>
+      <w:pPr>
+        <w:pStyle w:val="BodyText"/>
+      </w:pPr>
+      <w:r>
+        <w:t>Therefore, this study aims to develop and compare statistical and machine-learning models for predicting 30-day hospital readmission among patients with diabetes using routinely collected clinical data, while emphasizing robust evaluation and model interpretability.</w:t>
+      </w:r>
+    </w:p>
+    <w:p>
+      <w:pPr>
+        <w:pStyle w:val="Heading1"/>
+      </w:pPr>
+      <w:r>
+        <w:t xml:space="preserve">Litterature review and related work </w:t>
+      </w:r>
+    </w:p>
+    <w:p>
+      <w:pPr>
+        <w:pStyle w:val="Heading2"/>
+      </w:pPr>
+      <w:r>
+        <w:t xml:space="preserve">Existing research on hospital readmission prediction </w:t>
+      </w:r>
+    </w:p>
+    <w:p>
+      <w:pPr>
+        <w:pStyle w:val="BodyText"/>
+      </w:pPr>
+      <w:r>
+        <w:t>First, confirm that you have the correct template for your paper size. This template has been tailored for output on the US-letter paper size. If you are using A4-sized paper, please close this</w:t>
+      </w:r>
+      <w:r>
+        <w:t xml:space="preserve"> file and download the file </w:t>
+      </w:r>
+      <w:r>
+        <w:t>“</w:t>
+      </w:r>
+      <w:r>
+        <w:t>MSW_A4_format</w:t>
+      </w:r>
+      <w:r>
+        <w:t>”.</w:t>
+      </w:r>
+    </w:p>
+    <w:p>
+      <w:pPr>
+        <w:pStyle w:val="BodyText"/>
+      </w:pPr>
+    </w:p>
+    <w:p>
+      <w:pPr>
+        <w:pStyle w:val="Heading2"/>
+      </w:pPr>
+      <w:r>
+        <w:t xml:space="preserve">Machine-learning approches used in previous studies </w:t>
+      </w:r>
+    </w:p>
+    <w:p>
+      <w:pPr>
+        <w:pStyle w:val="BodyText"/>
+      </w:pPr>
+      <w:r>
+        <w:t>The template is used to format your paper and style the text. All margins, column widths, line spaces, and text fonts are prescribed; please do not alter them. You may note peculiarities. For example, the head margin in this template measures proportionately more than is customary. This measurement and others are deliberate, using specifications that anticipate your paper as one part of the entire proceedings, and not as an independent document. Please do not revise any of the current designations.</w:t>
+      </w:r>
+    </w:p>
+    <w:p>
+      <w:pPr>
+        <w:pStyle w:val="BodyText"/>
+      </w:pPr>
+    </w:p>
+    <w:p>
+      <w:pPr>
+        <w:pStyle w:val="Heading2"/>
+      </w:pPr>
+      <w:r>
+        <w:t xml:space="preserve">Methodological limitations of existing research </w:t>
+      </w:r>
+    </w:p>
+    <w:p>
+      <w:pPr>
+        <w:jc w:val="both"/>
+      </w:pPr>
+      <w:proofErr w:type="spellStart"/>
+      <w:r>
+        <w:t>Hygftbhjgftgbh</w:t>
+      </w:r>
+      <w:proofErr w:type="spellEnd"/>
+    </w:p>
+    <w:p>
+      <w:pPr>
+        <w:jc w:val="both"/>
+      </w:pPr>
+    </w:p>
+    <w:p>
+      <w:pPr>
+        <w:pStyle w:val="Heading2"/>
+      </w:pPr>
+      <w:r>
+        <w:t xml:space="preserve">Rationale for the current study </w:t>
+      </w:r>
+    </w:p>
+    <w:p>
+      <w:pPr>
+        <w:pStyle w:val="Heading1"/>
+      </w:pPr>
+      <w:r>
+        <w:t xml:space="preserve">Prepare Your Paper </w:t>
+      </w:r>
+      <w:r>
+        <w:t>Before</w:t>
+      </w:r>
+      <w:r>
+        <w:t xml:space="preserve"> Styling</w:t>
+      </w:r>
+    </w:p>
+    <w:p>
+      <w:pPr>
+        <w:pStyle w:val="BodyText"/>
+        <w:rPr>
+          <w:lang w:val="en-US"/>
+        </w:rPr>
+      </w:pPr>
+      <w:r>
+        <w:t>Before</w:t>
+      </w:r>
+      <w:r>
+        <w:t xml:space="preserve"> you begin to format your paper, first write and save the content as a separate text file. </w:t>
+      </w:r>
+      <w:r>
+        <w:rPr>
+          <w:lang w:val="en-US"/>
+        </w:rPr>
+        <w:t>Complete all content and organizational editing before formatting. Please note sections A-D below for more information on proofreading, spelling and grammar.</w:t>
+      </w:r>
+    </w:p>
+    <w:p>
+      <w:pPr>
+        <w:pStyle w:val="BodyText"/>
+      </w:pPr>
+      <w:r>
+        <w:t>Keep your text and graphic files separate until after the text has been formatted and styled. Do not use hard tabs, and limit use of hard returns to only one return at the end of a paragraph. Do not add any kind of pagination anywhere in the paper. Do not number text heads-the template will do that for you.</w:t>
+      </w:r>
+    </w:p>
+    <w:p>
+      <w:pPr>
+        <w:pStyle w:val="Heading2"/>
+      </w:pPr>
+      <w:r>
+        <w:t>Abbreviations</w:t>
+      </w:r>
+      <w:r>
+        <w:t xml:space="preserve"> and Acronyms</w:t>
+      </w:r>
+    </w:p>
+    <w:p>
+      <w:pPr>
+        <w:pStyle w:val="BodyText"/>
+      </w:pPr>
+      <w:r>
+        <w:t xml:space="preserve">Define abbreviations and acronyms the first time they are used in the text, even after they have been defined in the abstract. Abbreviations such as IEEE, SI, MKS, CGS, </w:t>
+      </w:r>
+      <w:proofErr w:type="spellStart"/>
+      <w:r>
+        <w:t>sc</w:t>
+      </w:r>
+      <w:proofErr w:type="spellEnd"/>
+      <w:r>
+        <w:t xml:space="preserve">, dc, and rms do </w:t>
+      </w:r>
+      <w:r>
+        <w:lastRenderedPageBreak/>
+        <w:t>not have to be defined. Do not use abbreviations in the title or heads unless they are unavoidable.</w:t>
+      </w:r>
+    </w:p>
+    <w:p>
+      <w:pPr>
+        <w:pStyle w:val="Heading2"/>
+      </w:pPr>
+      <w:r>
+        <w:t>Units</w:t>
+      </w:r>
+    </w:p>
+    <w:p>
+      <w:pPr>
+        <w:pStyle w:val="bulletlist"/>
+      </w:pPr>
+      <w:r>
+        <w:t xml:space="preserve">Use </w:t>
+      </w:r>
+      <w:r>
+        <w:t>either</w:t>
+      </w:r>
+      <w:r>
+        <w:t xml:space="preserve"> SI (MKS) or CGS as primary units. (SI units are encouraged.) English units may be used as secondary units (in parentheses). An exception would be the use of English units as identifiers in trade, such as “3.5-inch disk drive”.</w:t>
+      </w:r>
+    </w:p>
+    <w:p>
+      <w:pPr>
+        <w:pStyle w:val="bulletlist"/>
+      </w:pPr>
+      <w:r>
+        <w:t xml:space="preserve">Avoid combining SI and CGS units, such as current in amperes and magnetic field in </w:t>
+      </w:r>
+      <w:proofErr w:type="spellStart"/>
+      <w:r>
+        <w:t>oersteds</w:t>
+      </w:r>
+      <w:proofErr w:type="spellEnd"/>
+      <w:r>
+        <w:t>. This often leads to confusion because equations do not balance dimensionally. If you must use mixed units, clearly state the units for each quantity that you use in an equation.</w:t>
+      </w:r>
+    </w:p>
+    <w:p>
+      <w:pPr>
+        <w:pStyle w:val="bulletlist"/>
+      </w:pPr>
+      <w:r>
+        <w:t xml:space="preserve">Do not mix complete spellings and abbreviations of units: “Wb/m2” or “webers per square meter”, not “webers/m2”.  Spell out units when they appear in text: “. . . a few </w:t>
+      </w:r>
+      <w:proofErr w:type="spellStart"/>
+      <w:r>
+        <w:t>henries</w:t>
+      </w:r>
+      <w:proofErr w:type="spellEnd"/>
+      <w:r>
+        <w:t>”, not “. . . a few H”.</w:t>
+      </w:r>
+    </w:p>
+    <w:p>
+      <w:pPr>
+        <w:pStyle w:val="bulletlist"/>
+      </w:pPr>
+      <w:r>
+        <w:t xml:space="preserve">Use a zero before decimal points: “0.25”, not “.25”. Use “cm3”, not “cc”. </w:t>
+      </w:r>
+      <w:r>
+        <w:t>(</w:t>
+      </w:r>
+      <w:r>
         <w:rPr>
           <w:i/>
           <w:iCs/>
         </w:rPr>
-      </w:pPr>
-      <w:r>
-        <w:rPr>
-          <w:i/>
-          <w:iCs/>
-        </w:rPr>
-        <w:t>Abstract</w:t>
-      </w:r>
-      <w:r>
-        <w:t>—</w:t>
-      </w:r>
-      <w:r>
-        <w:t xml:space="preserve">This electronic document is a “live” template and already defines the components of your paper [title, text, heads, etc.] in its style sheet. </w:t>
-      </w:r>
-      <w:r>
-        <w:t xml:space="preserve"> </w:t>
-      </w:r>
-      <w:r>
-        <w:rPr>
-          <w:i/>
-        </w:rPr>
-        <w:t>*</w:t>
-      </w:r>
-      <w:r>
-        <w:rPr>
-          <w:i/>
-        </w:rPr>
-        <w:t>CRITICAL:  Do</w:t>
-      </w:r>
-      <w:r>
-        <w:rPr>
-          <w:rFonts w:eastAsia="Times New Roman"/>
-          <w:i/>
-        </w:rPr>
-        <w:t xml:space="preserve"> </w:t>
-      </w:r>
-      <w:r>
-        <w:rPr>
-          <w:i/>
-        </w:rPr>
-        <w:t>Not</w:t>
-      </w:r>
-      <w:r>
-        <w:rPr>
-          <w:rFonts w:eastAsia="Times New Roman"/>
-          <w:i/>
-        </w:rPr>
-        <w:t xml:space="preserve"> </w:t>
-      </w:r>
-      <w:r>
-        <w:rPr>
-          <w:i/>
-        </w:rPr>
-        <w:t>Use</w:t>
-      </w:r>
-      <w:r>
-        <w:rPr>
-          <w:rFonts w:eastAsia="Times New Roman"/>
-          <w:i/>
-        </w:rPr>
-        <w:t xml:space="preserve"> </w:t>
-      </w:r>
-      <w:r>
-        <w:rPr>
-          <w:i/>
-        </w:rPr>
-        <w:t>Symbols,</w:t>
-      </w:r>
-      <w:r>
-        <w:rPr>
-          <w:rFonts w:eastAsia="Times New Roman"/>
-          <w:i/>
-        </w:rPr>
-        <w:t xml:space="preserve"> </w:t>
-      </w:r>
-      <w:r>
-        <w:rPr>
-          <w:i/>
-        </w:rPr>
-        <w:t>Special</w:t>
-      </w:r>
-      <w:r>
-        <w:rPr>
-          <w:rFonts w:eastAsia="Times New Roman"/>
-          <w:i/>
-        </w:rPr>
-        <w:t xml:space="preserve"> </w:t>
-      </w:r>
-      <w:r>
-        <w:rPr>
-          <w:i/>
-        </w:rPr>
-        <w:t>Characters,</w:t>
-      </w:r>
-      <w:r>
-        <w:rPr>
-          <w:rFonts w:eastAsia="Times New Roman"/>
-          <w:i/>
-        </w:rPr>
-        <w:t xml:space="preserve"> </w:t>
-      </w:r>
-      <w:r>
-        <w:rPr>
-          <w:rFonts w:eastAsia="Times New Roman"/>
-          <w:i/>
-        </w:rPr>
-        <w:t xml:space="preserve">Footnotes, </w:t>
-      </w:r>
-      <w:r>
-        <w:rPr>
-          <w:i/>
-        </w:rPr>
-        <w:t>or</w:t>
-      </w:r>
-      <w:r>
-        <w:rPr>
-          <w:rFonts w:eastAsia="Times New Roman"/>
-          <w:i/>
-        </w:rPr>
-        <w:t xml:space="preserve"> </w:t>
-      </w:r>
-      <w:r>
-        <w:rPr>
-          <w:i/>
-        </w:rPr>
-        <w:t>Math</w:t>
-      </w:r>
-      <w:r>
-        <w:rPr>
-          <w:rFonts w:eastAsia="Times New Roman"/>
-          <w:i/>
-        </w:rPr>
-        <w:t xml:space="preserve"> </w:t>
-      </w:r>
-      <w:r>
-        <w:rPr>
-          <w:i/>
-        </w:rPr>
-        <w:t>in</w:t>
-      </w:r>
-      <w:r>
-        <w:rPr>
-          <w:rFonts w:eastAsia="Times New Roman"/>
-          <w:i/>
-        </w:rPr>
-        <w:t xml:space="preserve"> Paper </w:t>
-      </w:r>
-      <w:r>
-        <w:rPr>
-          <w:i/>
-        </w:rPr>
-        <w:t>Title</w:t>
-      </w:r>
-      <w:r>
-        <w:rPr>
-          <w:rFonts w:eastAsia="Times New Roman"/>
-          <w:i/>
-        </w:rPr>
-        <w:t xml:space="preserve"> o</w:t>
-      </w:r>
-      <w:r>
-        <w:rPr>
-          <w:i/>
-        </w:rPr>
-        <w:t>r</w:t>
-      </w:r>
-      <w:r>
-        <w:rPr>
-          <w:rFonts w:eastAsia="Times New Roman"/>
-          <w:i/>
-        </w:rPr>
-        <w:t xml:space="preserve"> </w:t>
-      </w:r>
-      <w:r>
-        <w:rPr>
-          <w:i/>
-        </w:rPr>
-        <w:t>Abstract</w:t>
-      </w:r>
-      <w:r>
-        <w:t xml:space="preserve">. </w:t>
-      </w:r>
-      <w:r>
-        <w:rPr>
-          <w:iCs/>
-        </w:rPr>
-        <w:t>(</w:t>
-      </w:r>
-      <w:r>
-        <w:rPr>
-          <w:b w:val="0"/>
-          <w:i/>
-          <w:iCs/>
-        </w:rPr>
-        <w:t>Abstract</w:t>
-      </w:r>
-      <w:r>
-        <w:rPr>
-          <w:iCs/>
-        </w:rPr>
+        <w:t>bullet list</w:t>
+      </w:r>
+      <w:r>
         <w:t>)</w:t>
       </w:r>
-      <w:r>
-        <w:rPr>
-          <w:iCs/>
-        </w:rPr>
-        <w:t xml:space="preserve"> </w:t>
-      </w:r>
-    </w:p>
-    <w:p>
-      <w:pPr>
-        <w:pStyle w:val="Keywords"/>
-      </w:pPr>
-      <w:r>
-        <w:t>Keywords—</w:t>
-      </w:r>
-      <w:r>
-        <w:t>component</w:t>
-      </w:r>
-      <w:r>
-        <w:t>,</w:t>
-      </w:r>
-      <w:r>
-        <w:t xml:space="preserve"> formatting</w:t>
-      </w:r>
-      <w:r>
-        <w:t>,</w:t>
-      </w:r>
-      <w:r>
-        <w:t xml:space="preserve"> style</w:t>
-      </w:r>
-      <w:r>
-        <w:t>,</w:t>
-      </w:r>
-      <w:r>
-        <w:t xml:space="preserve"> styling</w:t>
-      </w:r>
-      <w:r>
-        <w:t>,</w:t>
-      </w:r>
-      <w:r>
-        <w:t xml:space="preserve"> insert (</w:t>
-      </w:r>
-      <w:r>
-        <w:rPr>
-          <w:b w:val="0"/>
-        </w:rPr>
-        <w:t>key words</w:t>
-      </w:r>
-      <w:r>
-        <w:t>)</w:t>
-      </w:r>
-    </w:p>
-    <w:p>
-      <w:pPr>
-        <w:pStyle w:val="Heading1"/>
-      </w:pPr>
-      <w:r>
-        <w:t>Introduction (</w:t>
-      </w:r>
-      <w:r>
-        <w:rPr>
-          <w:rFonts w:eastAsia="MS Mincho"/>
-          <w:i/>
-        </w:rPr>
-        <w:t>Heading 1</w:t>
-      </w:r>
-      <w:r>
-        <w:t>)</w:t>
-      </w:r>
-    </w:p>
-    <w:p>
-      <w:pPr>
-        <w:pStyle w:val="BodyText"/>
-      </w:pPr>
-      <w:r>
-        <w:t xml:space="preserve">This template, </w:t>
-      </w:r>
-      <w:r>
-        <w:t>modified</w:t>
-      </w:r>
-      <w:r>
-        <w:t xml:space="preserve"> in MS Word 200</w:t>
-      </w:r>
-      <w:r>
-        <w:rPr>
-          <w:lang w:val="en-US"/>
-        </w:rPr>
-        <w:t>7</w:t>
-      </w:r>
-      <w:r>
-        <w:t xml:space="preserve"> and saved as </w:t>
-      </w:r>
-      <w:r>
-        <w:rPr>
-          <w:lang w:val="en-US"/>
-        </w:rPr>
-        <w:t xml:space="preserve">a </w:t>
-      </w:r>
-      <w:r>
-        <w:t>“Word 97-200</w:t>
-      </w:r>
-      <w:r>
-        <w:t>3</w:t>
-      </w:r>
-      <w:r>
-        <w:t xml:space="preserve"> </w:t>
-      </w:r>
-      <w:r>
-        <w:rPr>
-          <w:lang w:val="en-US"/>
-        </w:rPr>
-        <w:t>Document</w:t>
-      </w:r>
-      <w:r>
-        <w:t>” for the PC, provides authors with most of the formatting specifications needed for preparing electronic versions of their papers. All standard paper components have been specified for three reasons: (1) ease of use when formatting individual papers, (2) automatic compliance to electronic requirements that facilitate the concurrent or later production of electronic products, and (3) conformity of style throughout a conference proceedings. Margins, column widths, line spacing, and type styles are built-in; examples of the type styles are provided throughout this document and are identified in italic type, within parentheses, following the example. Some components, such as multi-leveled equations, graphics, and tables are not prescribed, although the various table text styles are provided. The formatter will need to create these components, incorporating the applicable criteria that follow.</w:t>
-      </w:r>
-    </w:p>
-    <w:p>
-      <w:pPr>
-        <w:pStyle w:val="Heading1"/>
-      </w:pPr>
-      <w:r>
-        <w:t>Ease of Use</w:t>
-      </w:r>
     </w:p>
     <w:p>
       <w:pPr>
         <w:pStyle w:val="Heading2"/>
       </w:pPr>
       <w:r>
-        <w:t xml:space="preserve">Selecting a </w:t>
-      </w:r>
-      <w:r>
-        <w:t>Template</w:t>
-      </w:r>
-      <w:r>
-        <w:t xml:space="preserve"> (Heading 2)</w:t>
-      </w:r>
-    </w:p>
-    <w:p>
-      <w:pPr>
-        <w:pStyle w:val="BodyText"/>
-      </w:pPr>
-      <w:r>
-        <w:t>First, confirm that you have the correct template for your paper size. This template has been tailored for output on the US-letter paper size. If you are using A4-sized paper, please close this</w:t>
-      </w:r>
-      <w:r>
-        <w:t xml:space="preserve"> file and download the file </w:t>
-      </w:r>
-      <w:r>
-        <w:t>“</w:t>
-      </w:r>
-      <w:r>
-        <w:t>MSW_A4_format</w:t>
-      </w:r>
-      <w:r>
-        <w:t>”.</w:t>
-      </w:r>
-    </w:p>
-    <w:p>
-      <w:pPr>
-        <w:pStyle w:val="BodyText"/>
-      </w:pPr>
-    </w:p>
-    <w:p>
-      <w:pPr>
-        <w:pStyle w:val="Heading2"/>
-      </w:pPr>
-      <w:r>
-        <w:t>Maintaining the Integrity of the Specifications</w:t>
-      </w:r>
-    </w:p>
-    <w:p>
-      <w:pPr>
-        <w:pStyle w:val="sponsors"/>
-        <w:framePr w:wrap="auto" w:vAnchor="page" w:hAnchor="page" w:x="43.40pt" w:y="720.05pt"/>
-        <w:ind w:firstLine="14.45pt"/>
-      </w:pPr>
-      <w:r>
-        <w:t>Identif</w:t>
-      </w:r>
-      <w:r>
-        <w:t xml:space="preserve">y applicable </w:t>
-      </w:r>
-      <w:r>
-        <w:t>funding agency</w:t>
-      </w:r>
-      <w:r>
-        <w:t xml:space="preserve"> here. </w:t>
-      </w:r>
-      <w:r>
-        <w:rPr>
-          <w:iCs/>
-        </w:rPr>
-        <w:t>If none, delete this text box</w:t>
-      </w:r>
-      <w:r>
-        <w:rPr>
-          <w:iCs/>
-        </w:rPr>
-        <w:t>.</w:t>
-      </w:r>
-    </w:p>
-    <w:p>
-      <w:pPr>
-        <w:pStyle w:val="BodyText"/>
-      </w:pPr>
-      <w:r>
-        <w:t xml:space="preserve">The template is used to format your paper and style the text. All margins, column widths, line spaces, and text fonts are prescribed; please do not alter them. You may note peculiarities. For example, the head margin in this template measures proportionately more than is customary. This measurement and others are deliberate, using specifications that anticipate your paper as one part of the entire proceedings, and not as an </w:t>
-      </w:r>
-      <w:r>
-        <w:t>independent document. Please do not revise any of the current designations.</w:t>
-      </w:r>
-    </w:p>
-    <w:p>
-      <w:pPr>
-        <w:pStyle w:val="Heading1"/>
-      </w:pPr>
-      <w:r>
-        <w:t xml:space="preserve">Prepare Your Paper </w:t>
-      </w:r>
-      <w:r>
-        <w:t>Before</w:t>
-      </w:r>
-      <w:r>
-        <w:t xml:space="preserve"> Styling</w:t>
-      </w:r>
-    </w:p>
-    <w:p>
-      <w:pPr>
-        <w:pStyle w:val="BodyText"/>
-        <w:rPr>
-          <w:lang w:val="en-US"/>
-        </w:rPr>
-      </w:pPr>
-      <w:r>
-        <w:t>Before</w:t>
-      </w:r>
-      <w:r>
-        <w:t xml:space="preserve"> you begin to format your paper, first write and save the content as a separate text file. </w:t>
-      </w:r>
-      <w:r>
-        <w:rPr>
-          <w:lang w:val="en-US"/>
-        </w:rPr>
-        <w:t>Complete all content and organizational editing before formatting. Please note sections A-D below for more information on proofreading, spelling and grammar.</w:t>
-      </w:r>
-    </w:p>
-    <w:p>
-      <w:pPr>
-        <w:pStyle w:val="BodyText"/>
-      </w:pPr>
-      <w:r>
-        <w:t>Keep your text and graphic files separate until after the text has been formatted and styled. Do not use hard tabs, and limit use of hard returns to only one return at the end of a paragraph. Do not add any kind of pagination anywhere in the paper. Do not number text heads-the template will do that for you.</w:t>
-      </w:r>
-    </w:p>
-    <w:p>
-      <w:pPr>
-        <w:pStyle w:val="Heading2"/>
-      </w:pPr>
-      <w:r>
-        <w:t>Abbreviations</w:t>
-      </w:r>
-      <w:r>
-        <w:t xml:space="preserve"> and Acronyms</w:t>
-      </w:r>
-    </w:p>
-    <w:p>
-      <w:pPr>
-        <w:pStyle w:val="BodyText"/>
-      </w:pPr>
-      <w:r>
-        <w:t xml:space="preserve">Define abbreviations and acronyms the first time they are used in the text, even after they have been defined in the abstract. Abbreviations such as IEEE, SI, MKS, CGS, </w:t>
-      </w:r>
-      <w:proofErr w:type="spellStart"/>
-      <w:r>
-        <w:t>sc</w:t>
-      </w:r>
-      <w:proofErr w:type="spellEnd"/>
-      <w:r>
-        <w:t>, dc, and rms do not have to be defined. Do not use abbreviations in the title or heads unless they are unavoidable.</w:t>
-      </w:r>
-    </w:p>
-    <w:p>
-      <w:pPr>
-        <w:pStyle w:val="Heading2"/>
-      </w:pPr>
-      <w:r>
-        <w:t>Units</w:t>
-      </w:r>
-    </w:p>
-    <w:p>
-      <w:pPr>
-        <w:pStyle w:val="bulletlist"/>
-      </w:pPr>
-      <w:r>
-        <w:t xml:space="preserve">Use </w:t>
-      </w:r>
-      <w:r>
-        <w:t>either</w:t>
-      </w:r>
-      <w:r>
-        <w:t xml:space="preserve"> SI (MKS) or CGS as primary units. (SI units are encouraged.) English units may be used as secondary units (in parentheses). An exception would be the use of English units as identifiers in trade, such as “3.5-inch disk drive”.</w:t>
-      </w:r>
-    </w:p>
-    <w:p>
-      <w:pPr>
-        <w:pStyle w:val="bulletlist"/>
-      </w:pPr>
-      <w:r>
-        <w:t xml:space="preserve">Avoid combining SI and CGS units, such as current in amperes and magnetic field in </w:t>
-      </w:r>
-      <w:proofErr w:type="spellStart"/>
-      <w:r>
-        <w:t>oersteds</w:t>
-      </w:r>
-      <w:proofErr w:type="spellEnd"/>
-      <w:r>
-        <w:t>. This often leads to confusion because equations do not balance dimensionally. If you must use mixed units, clearly state the units for each quantity that you use in an equation.</w:t>
-      </w:r>
-    </w:p>
-    <w:p>
-      <w:pPr>
-        <w:pStyle w:val="bulletlist"/>
-      </w:pPr>
-      <w:r>
-        <w:t xml:space="preserve">Do not mix complete spellings and abbreviations of units: “Wb/m2” or “webers per square meter”, not “webers/m2”.  Spell out units when they appear in text: “. . . a few </w:t>
-      </w:r>
-      <w:proofErr w:type="spellStart"/>
-      <w:r>
-        <w:t>henries</w:t>
-      </w:r>
-      <w:proofErr w:type="spellEnd"/>
-      <w:r>
-        <w:t>”, not “. . . a few H”.</w:t>
-      </w:r>
-    </w:p>
-    <w:p>
-      <w:pPr>
-        <w:pStyle w:val="bulletlist"/>
-      </w:pPr>
-      <w:r>
-        <w:t xml:space="preserve">Use a zero before decimal points: “0.25”, not “.25”. Use “cm3”, not “cc”. </w:t>
-      </w:r>
-      <w:r>
-        <w:t>(</w:t>
-      </w:r>
-      <w:r>
-        <w:rPr>
-          <w:i/>
-          <w:iCs/>
-        </w:rPr>
-        <w:t>bullet list</w:t>
-      </w:r>
-      <w:r>
-        <w:t>)</w:t>
-      </w:r>
-    </w:p>
-    <w:p>
-      <w:pPr>
-        <w:pStyle w:val="Heading2"/>
-      </w:pPr>
-      <w:r>
-        <w:lastRenderedPageBreak/>
         <w:t>Equations</w:t>
       </w:r>
     </w:p>
@@ -1167,7 +988,10 @@
         <w:t>English, commas, semi</w:t>
       </w:r>
       <w:r>
-        <w:t>colons, periods, question and exclamation marks are located within quotation marks only when a complete thought or name is cited, such as a title or full quotation. When quotation marks are used, instead of a bold or italic typeface, to highlight a word or phrase, punctuation should appear outside of the quotation marks. A parenthetical phrase or statement at the end of a sentence is punctuated outside of the closing parenthesis (like this). (A parenthetical sentence is punctuated within the parentheses.)</w:t>
+        <w:t xml:space="preserve">colons, periods, question and exclamation marks are located within quotation marks only when a complete thought or name is cited, such as a title or full quotation. When quotation marks are used, instead of a bold or italic typeface, to highlight a word or phrase, punctuation should appear </w:t>
+      </w:r>
+      <w:r>
+        <w:t>outside of the quotation marks. A parenthetical phrase or statement at the end of a sentence is punctuated outside of the closing parenthesis (like this). (A parenthetical sentence is punctuated within the parentheses.)</w:t>
       </w:r>
     </w:p>
     <w:p>
@@ -1454,6 +1278,7 @@
         </w:rPr>
       </w:pPr>
       <w:r>
+        <w:lastRenderedPageBreak/>
         <w:t xml:space="preserve">Deletion: </w:t>
       </w:r>
       <w:r>
@@ -1511,11 +1336,7 @@
         <w:pStyle w:val="BodyText"/>
       </w:pPr>
       <w:r>
-        <w:t xml:space="preserve">Text heads organize the topics on a relational, hierarchical basis. For example, the paper title is the primary text head because all subsequent material relates and elaborates on this one topic. If there are two or more sub-topics, the next level head (uppercase Roman numerals) should be used and, conversely, if there are not at least two sub-topics, then no subheads should be </w:t>
-      </w:r>
-      <w:r>
-        <w:lastRenderedPageBreak/>
-        <w:t>introduced. Styles named “Heading 1”, “Heading 2”, “Heading 3”, and “Heading 4” are prescribed.</w:t>
+        <w:t>Text heads organize the topics on a relational, hierarchical basis. For example, the paper title is the primary text head because all subsequent material relates and elaborates on this one topic. If there are two or more sub-topics, the next level head (uppercase Roman numerals) should be used and, conversely, if there are not at least two sub-topics, then no subheads should be introduced. Styles named “Heading 1”, “Heading 2”, “Heading 3”, and “Heading 4” are prescribed.</w:t>
       </w:r>
     </w:p>
     <w:p>
@@ -1912,7 +1733,10 @@
         <w:pStyle w:val="BodyText"/>
       </w:pPr>
       <w:r>
-        <w:t>Figure Labels: Use 8 point Times New Roman for Figure labels. Use words rather than symbols or abbreviations when writing Figure axis labels to avoid confusing the reader. As an example, write the quantity “Magnetization”, or “Magnetization, M”, not just “M”. If including units in the label, present them within parentheses. Do not label axes only with units. In the example, write “Magnetization (A/m)” or “Magnetization {A[m(1)]}”, not just “A/m”. Do not label axes</w:t>
+        <w:t xml:space="preserve">Figure Labels: Use 8 point Times New Roman for Figure labels. Use words rather than symbols or abbreviations when writing Figure axis labels to avoid confusing the reader. As an example, write the quantity “Magnetization”, or “Magnetization, M”, not just “M”. If including units in the label, present them within parentheses. Do not label axes only with units. In the example, write “Magnetization (A/m)” or </w:t>
+      </w:r>
+      <w:r>
+        <w:t>“Magnetization {A[m(1)]}”, not just “A/m”. Do not label axes</w:t>
       </w:r>
       <w:r>
         <w:t xml:space="preserve"> </w:t>
@@ -2028,10 +1852,7 @@
         <w:pStyle w:val="BodyText"/>
       </w:pPr>
       <w:r>
-        <w:t xml:space="preserve">The template will number citations consecutively within brackets [1]. The sentence punctuation follows the bracket [2]. </w:t>
-      </w:r>
-      <w:r>
-        <w:t>Refer simply to the reference number, as in [3]—do not use “Ref. [3]” or “reference [3]” except at the beginning of a sentence: “Reference [3] was the first</w:t>
+        <w:t>The template will number citations consecutively within brackets [1]. The sentence punctuation follows the bracket [2]. Refer simply to the reference number, as in [3]—do not use “Ref. [3]” or “reference [3]” except at the beginning of a sentence: “Reference [3] was the first</w:t>
       </w:r>
       <w:r>
         <w:rPr>
@@ -2209,7 +2030,7 @@
       <w:r>
         <w:t xml:space="preserve"> Code Ocean, Aug. 2023. [Online]. Available: </w:t>
       </w:r>
-      <w:hyperlink r:id="rId13" w:history="1">
+      <w:hyperlink r:id="rId21" w:history="1">
         <w:r>
           <w:t>https://codeocean.com/capsule/4989235/tree</w:t>
         </w:r>
@@ -2248,7 +2069,7 @@
       <w:r>
         <w:t xml:space="preserve"> 2013, arXiv:1312.6114. [Online]. Available: </w:t>
       </w:r>
-      <w:hyperlink r:id="rId14" w:history="1">
+      <w:hyperlink r:id="rId22" w:history="1">
         <w:r>
           <w:t>https://arxiv.org/abs/1312.6114</w:t>
         </w:r>
@@ -2322,6 +2143,7 @@
         <w:t xml:space="preserve"> </w:t>
       </w:r>
       <w:r>
+        <w:lastRenderedPageBreak/>
         <w:t>Abuse and Mental Health Services Administration, Office of Applied Studies, August, 2013, DOI:10.3886/ICPSR30122.v2</w:t>
       </w:r>
     </w:p>
@@ -2363,7 +2185,20 @@
           <w:szCs w:val="20"/>
           <w:lang w:val="x-none" w:eastAsia="x-none"/>
         </w:rPr>
-        <w:t xml:space="preserve">IEEE conference templates contain guidance text for composing and formatting conference papers. Please ensure that all template text is removed from your conference paper prior to submission to the conference. Failure to remove template text from your paper </w:t>
+        <w:t xml:space="preserve">IEEE conference templates contain guidance text for composing and formatting conference papers. Please ensure that all template text is removed from your </w:t>
+      </w:r>
+      <w:r>
+        <w:rPr>
+          <w:rFonts w:eastAsia="SimSun"/>
+          <w:b/>
+          <w:noProof w:val="0"/>
+          <w:color w:val="FF0000"/>
+          <w:spacing w:val="-1"/>
+          <w:sz w:val="20"/>
+          <w:szCs w:val="20"/>
+          <w:lang w:val="x-none" w:eastAsia="x-none"/>
+        </w:rPr>
+        <w:t xml:space="preserve">conference paper prior to submission to the conference. Failure to remove template text from your paper </w:t>
       </w:r>
       <w:r>
         <w:rPr>
@@ -2440,13 +2275,6 @@
         <w:szCs w:val="16"/>
       </w:rPr>
     </w:pPr>
-    <w:r>
-      <w:rPr>
-        <w:sz w:val="16"/>
-        <w:szCs w:val="16"/>
-      </w:rPr>
-      <w:t>XXX-X-XXXX-XXXX-X/XX/$XX.00 ©20XX IEEE</w:t>
-    </w:r>
   </w:p>
 </w:ftr>
 </file>
@@ -4695,6 +4523,15 @@
       <w:shd w:val="clear" w:color="auto" w:fill="E1DFDD"/>
     </w:rPr>
   </w:style>
+  <w:style w:type="character" w:styleId="FollowedHyperlink">
+    <w:name w:val="FollowedHyperlink"/>
+    <w:basedOn w:val="DefaultParagraphFont"/>
+    <w:rsid w:val="00814F98"/>
+    <w:rPr>
+      <w:color w:val="954F72" w:themeColor="followedHyperlink"/>
+      <w:u w:val="single"/>
+    </w:rPr>
+  </w:style>
 </w:styles>
 </file>
 
